--- a/output/tables/resultados/anexo_h3_transversalidad.docx
+++ b/output/tables/resultados/anexo_h3_transversalidad.docx
@@ -55,7 +55,7 @@
           <w:szCs w:val="20"/>
           <w:color w:val="000000"/>
         </w:rPr>
-        <w:t xml:space="preserve">Apoyo a la necesidad material y a la igualdad por bloque político: probabilidades predichas y modelos logísticos multinivel, debates de la PGU y del sistema mixto</w:t>
+        <w:t xml:space="preserve">Probabilidad predicha de apoyo a la necesidad material y a la igualdad por bloque político, debates de la PGU y del sistema mixto</w:t>
       </w:r>
     </w:p>
     <w:tbl xmlns:a="http://schemas.openxmlformats.org/drawingml/2006/main" xmlns:pic="http://schemas.openxmlformats.org/drawingml/2006/picture">
@@ -65,14 +65,14 @@
         <w:tblLook w:firstRow="1" w:lastRow="0" w:firstColumn="0" w:lastColumn="0" w:noHBand="0" w:noVBand="1"/>
       </w:tblPr>
       <w:tblGrid>
-        <w:gridCol w:w="2804"/>
+        <w:gridCol w:w="2182"/>
         <w:gridCol w:w="1499"/>
         <w:gridCol w:w="1499"/>
         <w:gridCol w:w="1624"/>
         <w:gridCol w:w="1499"/>
         <w:gridCol w:w="1499"/>
         <w:gridCol w:w="1499"/>
-        <w:gridCol w:w="2199"/>
+        <w:gridCol w:w="1669"/>
       </w:tblGrid>
       <w:tr>
         <w:trPr>
@@ -525,7 +525,7 @@
                 <w:szCs w:val="20"/>
                 <w:color w:val="000000"/>
               </w:rPr>
-              <w:t xml:space="preserve">Diferencia</w:t>
+              <w:t xml:space="preserve">Δ (pp)</w:t>
             </w:r>
           </w:p>
         </w:tc>
@@ -690,7 +690,7 @@
                 <w:szCs w:val="20"/>
                 <w:color w:val="000000"/>
               </w:rPr>
-              <w:t xml:space="preserve">Diferencia</w:t>
+              <w:t xml:space="preserve">Δ (pp)</w:t>
             </w:r>
           </w:p>
         </w:tc>
@@ -745,7 +745,7 @@
                 <w:szCs w:val="20"/>
                 <w:color w:val="000000"/>
               </w:rPr>
-              <w:t xml:space="preserve">Cambio de la diferencia</w:t>
+              <w:t xml:space="preserve">Cambio de Δ (pp)</w:t>
             </w:r>
           </w:p>
         </w:tc>
@@ -757,7 +757,6 @@
         </w:trPr>
         <w:tc>
           <w:tcPr>
-            <w:gridSpan w:val="8"/>
             <w:tcBorders>
               <w:bottom w:val="none" w:sz="0" w:space="0" w:color="000000"/>
               <w:top w:val="single" w:sz="12" w:space="0" w:color="000000"/>
@@ -787,67 +786,6 @@
               <w:ind w:left="60" w:right="60" w:firstLine="0" w:firstLineChars="0"/>
               <w:rPr>
                 <w:rFonts w:ascii="Times New Roman" w:hAnsi="Times New Roman" w:eastAsia="Times New Roman" w:cs="Times New Roman"/>
-                <w:i w:val="true"/>
-                <w:b w:val="false"/>
-                <w:u w:val="none"/>
-                <w:strike w:val="false"/>
-                <w:sz w:val="20"/>
-                <w:szCs w:val="20"/>
-                <w:color w:val="000000"/>
-              </w:rPr>
-            </w:pPr>
-            <w:r>
-              <w:rPr>
-                <w:rFonts w:ascii="Times New Roman" w:hAnsi="Times New Roman" w:eastAsia="Times New Roman" w:cs="Times New Roman"/>
-                <w:i w:val="true"/>
-                <w:b w:val="false"/>
-                <w:u w:val="none"/>
-                <w:strike w:val="false"/>
-                <w:sz w:val="20"/>
-                <w:szCs w:val="20"/>
-                <w:color w:val="000000"/>
-              </w:rPr>
-              <w:t xml:space="preserve">Panel A. Probabilidad predicha de apoyo (%) y diferencia izquierda − derecha (pp)</w:t>
-            </w:r>
-          </w:p>
-        </w:tc>
-      </w:tr>
-      <w:tr>
-        <w:trPr>
-          <w:cantSplit/>
-          <w:trHeight w:val="504" w:hRule="auto"/>
-        </w:trPr>
-        <w:tc>
-          <w:tcPr>
-            <w:tcBorders>
-              <w:bottom w:val="none" w:sz="0" w:space="0" w:color="000000"/>
-              <w:top w:val="none" w:sz="0" w:space="0" w:color="000000"/>
-              <w:left w:val="none" w:sz="0" w:space="0" w:color="000000"/>
-              <w:right w:val="none" w:sz="0" w:space="0" w:color="000000"/>
-            </w:tcBorders>
-            <w:shd w:val="clear" w:color="auto" w:fill="FFFFFF"/>
-            <w:tcMar>
-              <w:top w:w="0" w:type="dxa"/>
-              <w:bottom w:w="0" w:type="dxa"/>
-              <w:left w:w="0" w:type="dxa"/>
-              <w:right w:w="0" w:type="dxa"/>
-            </w:tcMar>
-            <w:vAlign w:val="center"/>
-          </w:tcPr>
-          <w:p>
-            <w:pPr>
-              <w:pStyle w:val="Normal"/>
-              <w:jc w:val="left"/>
-              <w:pBdr>
-                <w:bottom w:val="none" w:sz="0" w:space="0" w:color="000000"/>
-                <w:top w:val="none" w:sz="0" w:space="0" w:color="000000"/>
-                <w:left w:val="none" w:sz="0" w:space="0" w:color="000000"/>
-                <w:right w:val="none" w:sz="0" w:space="0" w:color="000000"/>
-              </w:pBdr>
-              <w:spacing w:after="60" w:before="60" w:line="240"/>
-              <w:ind w:left="60" w:right="60" w:firstLine="0" w:firstLineChars="0"/>
-              <w:rPr>
-                <w:rFonts w:ascii="Times New Roman" w:hAnsi="Times New Roman" w:eastAsia="Times New Roman" w:cs="Times New Roman"/>
                 <w:i w:val="false"/>
                 <w:b w:val="false"/>
                 <w:u w:val="none"/>
@@ -876,7 +814,7 @@
           <w:tcPr>
             <w:tcBorders>
               <w:bottom w:val="none" w:sz="0" w:space="0" w:color="000000"/>
-              <w:top w:val="none" w:sz="0" w:space="0" w:color="000000"/>
+              <w:top w:val="single" w:sz="12" w:space="0" w:color="000000"/>
               <w:left w:val="none" w:sz="0" w:space="0" w:color="000000"/>
               <w:right w:val="none" w:sz="0" w:space="0" w:color="000000"/>
             </w:tcBorders>
@@ -931,7 +869,7 @@
           <w:tcPr>
             <w:tcBorders>
               <w:bottom w:val="none" w:sz="0" w:space="0" w:color="000000"/>
-              <w:top w:val="none" w:sz="0" w:space="0" w:color="000000"/>
+              <w:top w:val="single" w:sz="12" w:space="0" w:color="000000"/>
               <w:left w:val="none" w:sz="0" w:space="0" w:color="000000"/>
               <w:right w:val="none" w:sz="0" w:space="0" w:color="000000"/>
             </w:tcBorders>
@@ -986,7 +924,7 @@
           <w:tcPr>
             <w:tcBorders>
               <w:bottom w:val="none" w:sz="0" w:space="0" w:color="000000"/>
-              <w:top w:val="none" w:sz="0" w:space="0" w:color="000000"/>
+              <w:top w:val="single" w:sz="12" w:space="0" w:color="000000"/>
               <w:left w:val="none" w:sz="0" w:space="0" w:color="000000"/>
               <w:right w:val="none" w:sz="0" w:space="0" w:color="000000"/>
             </w:tcBorders>
@@ -1041,7 +979,7 @@
           <w:tcPr>
             <w:tcBorders>
               <w:bottom w:val="none" w:sz="0" w:space="0" w:color="000000"/>
-              <w:top w:val="none" w:sz="0" w:space="0" w:color="000000"/>
+              <w:top w:val="single" w:sz="12" w:space="0" w:color="000000"/>
               <w:left w:val="none" w:sz="0" w:space="0" w:color="000000"/>
               <w:right w:val="none" w:sz="0" w:space="0" w:color="000000"/>
             </w:tcBorders>
@@ -1096,7 +1034,7 @@
           <w:tcPr>
             <w:tcBorders>
               <w:bottom w:val="none" w:sz="0" w:space="0" w:color="000000"/>
-              <w:top w:val="none" w:sz="0" w:space="0" w:color="000000"/>
+              <w:top w:val="single" w:sz="12" w:space="0" w:color="000000"/>
               <w:left w:val="none" w:sz="0" w:space="0" w:color="000000"/>
               <w:right w:val="none" w:sz="0" w:space="0" w:color="000000"/>
             </w:tcBorders>
@@ -1151,7 +1089,7 @@
           <w:tcPr>
             <w:tcBorders>
               <w:bottom w:val="none" w:sz="0" w:space="0" w:color="000000"/>
-              <w:top w:val="none" w:sz="0" w:space="0" w:color="000000"/>
+              <w:top w:val="single" w:sz="12" w:space="0" w:color="000000"/>
               <w:left w:val="none" w:sz="0" w:space="0" w:color="000000"/>
               <w:right w:val="none" w:sz="0" w:space="0" w:color="000000"/>
             </w:tcBorders>
@@ -1206,7 +1144,7 @@
           <w:tcPr>
             <w:tcBorders>
               <w:bottom w:val="none" w:sz="0" w:space="0" w:color="000000"/>
-              <w:top w:val="none" w:sz="0" w:space="0" w:color="000000"/>
+              <w:top w:val="single" w:sz="12" w:space="0" w:color="000000"/>
               <w:left w:val="none" w:sz="0" w:space="0" w:color="000000"/>
               <w:right w:val="none" w:sz="0" w:space="0" w:color="000000"/>
             </w:tcBorders>
@@ -1254,1725 +1192,6 @@
                 <w:color w:val="000000"/>
               </w:rPr>
               <w:t xml:space="preserve">36,8 [15,4; 56,9]</w:t>
-            </w:r>
-          </w:p>
-        </w:tc>
-      </w:tr>
-      <w:tr>
-        <w:trPr>
-          <w:cantSplit/>
-          <w:trHeight w:val="504" w:hRule="auto"/>
-        </w:trPr>
-        <w:tc>
-          <w:tcPr>
-            <w:tcBorders>
-              <w:bottom w:val="none" w:sz="0" w:space="0" w:color="000000"/>
-              <w:top w:val="none" w:sz="0" w:space="0" w:color="000000"/>
-              <w:left w:val="none" w:sz="0" w:space="0" w:color="000000"/>
-              <w:right w:val="none" w:sz="0" w:space="0" w:color="000000"/>
-            </w:tcBorders>
-            <w:shd w:val="clear" w:color="auto" w:fill="FFFFFF"/>
-            <w:tcMar>
-              <w:top w:w="0" w:type="dxa"/>
-              <w:bottom w:w="0" w:type="dxa"/>
-              <w:left w:w="0" w:type="dxa"/>
-              <w:right w:w="0" w:type="dxa"/>
-            </w:tcMar>
-            <w:vAlign w:val="center"/>
-          </w:tcPr>
-          <w:p>
-            <w:pPr>
-              <w:pStyle w:val="Normal"/>
-              <w:jc w:val="left"/>
-              <w:pBdr>
-                <w:bottom w:val="none" w:sz="0" w:space="0" w:color="000000"/>
-                <w:top w:val="none" w:sz="0" w:space="0" w:color="000000"/>
-                <w:left w:val="none" w:sz="0" w:space="0" w:color="000000"/>
-                <w:right w:val="none" w:sz="0" w:space="0" w:color="000000"/>
-              </w:pBdr>
-              <w:spacing w:after="60" w:before="60" w:line="240"/>
-              <w:ind w:left="60" w:right="60" w:firstLine="0" w:firstLineChars="0"/>
-              <w:rPr>
-                <w:rFonts w:ascii="Times New Roman" w:hAnsi="Times New Roman" w:eastAsia="Times New Roman" w:cs="Times New Roman"/>
-                <w:i w:val="false"/>
-                <w:b w:val="false"/>
-                <w:u w:val="none"/>
-                <w:strike w:val="false"/>
-                <w:sz w:val="20"/>
-                <w:szCs w:val="20"/>
-                <w:color w:val="000000"/>
-              </w:rPr>
-            </w:pPr>
-            <w:r>
-              <w:rPr>
-                <w:rFonts w:ascii="Times New Roman" w:hAnsi="Times New Roman" w:eastAsia="Times New Roman" w:cs="Times New Roman"/>
-                <w:i w:val="false"/>
-                <w:b w:val="false"/>
-                <w:u w:val="none"/>
-                <w:strike w:val="false"/>
-                <w:sz w:val="20"/>
-                <w:szCs w:val="20"/>
-                <w:color w:val="000000"/>
-              </w:rPr>
-              <w:t xml:space="preserve">Igualdad y universalismo</w:t>
-            </w:r>
-          </w:p>
-        </w:tc>
-        <w:tc>
-          <w:tcPr>
-            <w:tcBorders>
-              <w:bottom w:val="none" w:sz="0" w:space="0" w:color="000000"/>
-              <w:top w:val="none" w:sz="0" w:space="0" w:color="000000"/>
-              <w:left w:val="none" w:sz="0" w:space="0" w:color="000000"/>
-              <w:right w:val="none" w:sz="0" w:space="0" w:color="000000"/>
-            </w:tcBorders>
-            <w:shd w:val="clear" w:color="auto" w:fill="FFFFFF"/>
-            <w:tcMar>
-              <w:top w:w="0" w:type="dxa"/>
-              <w:bottom w:w="0" w:type="dxa"/>
-              <w:left w:w="0" w:type="dxa"/>
-              <w:right w:w="0" w:type="dxa"/>
-            </w:tcMar>
-            <w:vAlign w:val="center"/>
-          </w:tcPr>
-          <w:p>
-            <w:pPr>
-              <w:pStyle w:val="Normal"/>
-              <w:jc w:val="center"/>
-              <w:pBdr>
-                <w:bottom w:val="none" w:sz="0" w:space="0" w:color="000000"/>
-                <w:top w:val="none" w:sz="0" w:space="0" w:color="000000"/>
-                <w:left w:val="none" w:sz="0" w:space="0" w:color="000000"/>
-                <w:right w:val="none" w:sz="0" w:space="0" w:color="000000"/>
-              </w:pBdr>
-              <w:spacing w:after="60" w:before="60" w:line="240"/>
-              <w:ind w:left="60" w:right="60" w:firstLine="0" w:firstLineChars="0"/>
-              <w:rPr>
-                <w:rFonts w:ascii="Times New Roman" w:hAnsi="Times New Roman" w:eastAsia="Times New Roman" w:cs="Times New Roman"/>
-                <w:i w:val="false"/>
-                <w:b w:val="false"/>
-                <w:u w:val="none"/>
-                <w:strike w:val="false"/>
-                <w:sz w:val="20"/>
-                <w:szCs w:val="20"/>
-                <w:color w:val="000000"/>
-              </w:rPr>
-            </w:pPr>
-            <w:r>
-              <w:rPr>
-                <w:rFonts w:ascii="Times New Roman" w:hAnsi="Times New Roman" w:eastAsia="Times New Roman" w:cs="Times New Roman"/>
-                <w:i w:val="false"/>
-                <w:b w:val="false"/>
-                <w:u w:val="none"/>
-                <w:strike w:val="false"/>
-                <w:sz w:val="20"/>
-                <w:szCs w:val="20"/>
-                <w:color w:val="000000"/>
-              </w:rPr>
-              <w:t xml:space="preserve">49,9 [38,5; 61,5]</w:t>
-            </w:r>
-          </w:p>
-        </w:tc>
-        <w:tc>
-          <w:tcPr>
-            <w:tcBorders>
-              <w:bottom w:val="none" w:sz="0" w:space="0" w:color="000000"/>
-              <w:top w:val="none" w:sz="0" w:space="0" w:color="000000"/>
-              <w:left w:val="none" w:sz="0" w:space="0" w:color="000000"/>
-              <w:right w:val="none" w:sz="0" w:space="0" w:color="000000"/>
-            </w:tcBorders>
-            <w:shd w:val="clear" w:color="auto" w:fill="FFFFFF"/>
-            <w:tcMar>
-              <w:top w:w="0" w:type="dxa"/>
-              <w:bottom w:w="0" w:type="dxa"/>
-              <w:left w:w="0" w:type="dxa"/>
-              <w:right w:w="0" w:type="dxa"/>
-            </w:tcMar>
-            <w:vAlign w:val="center"/>
-          </w:tcPr>
-          <w:p>
-            <w:pPr>
-              <w:pStyle w:val="Normal"/>
-              <w:jc w:val="center"/>
-              <w:pBdr>
-                <w:bottom w:val="none" w:sz="0" w:space="0" w:color="000000"/>
-                <w:top w:val="none" w:sz="0" w:space="0" w:color="000000"/>
-                <w:left w:val="none" w:sz="0" w:space="0" w:color="000000"/>
-                <w:right w:val="none" w:sz="0" w:space="0" w:color="000000"/>
-              </w:pBdr>
-              <w:spacing w:after="60" w:before="60" w:line="240"/>
-              <w:ind w:left="60" w:right="60" w:firstLine="0" w:firstLineChars="0"/>
-              <w:rPr>
-                <w:rFonts w:ascii="Times New Roman" w:hAnsi="Times New Roman" w:eastAsia="Times New Roman" w:cs="Times New Roman"/>
-                <w:i w:val="false"/>
-                <w:b w:val="false"/>
-                <w:u w:val="none"/>
-                <w:strike w:val="false"/>
-                <w:sz w:val="20"/>
-                <w:szCs w:val="20"/>
-                <w:color w:val="000000"/>
-              </w:rPr>
-            </w:pPr>
-            <w:r>
-              <w:rPr>
-                <w:rFonts w:ascii="Times New Roman" w:hAnsi="Times New Roman" w:eastAsia="Times New Roman" w:cs="Times New Roman"/>
-                <w:i w:val="false"/>
-                <w:b w:val="false"/>
-                <w:u w:val="none"/>
-                <w:strike w:val="false"/>
-                <w:sz w:val="20"/>
-                <w:szCs w:val="20"/>
-                <w:color w:val="000000"/>
-              </w:rPr>
-              <w:t xml:space="preserve">32,2 [19,6; 45,2]</w:t>
-            </w:r>
-          </w:p>
-        </w:tc>
-        <w:tc>
-          <w:tcPr>
-            <w:tcBorders>
-              <w:bottom w:val="none" w:sz="0" w:space="0" w:color="000000"/>
-              <w:top w:val="none" w:sz="0" w:space="0" w:color="000000"/>
-              <w:left w:val="none" w:sz="0" w:space="0" w:color="000000"/>
-              <w:right w:val="none" w:sz="0" w:space="0" w:color="000000"/>
-            </w:tcBorders>
-            <w:shd w:val="clear" w:color="auto" w:fill="FFFFFF"/>
-            <w:tcMar>
-              <w:top w:w="0" w:type="dxa"/>
-              <w:bottom w:w="0" w:type="dxa"/>
-              <w:left w:w="0" w:type="dxa"/>
-              <w:right w:w="0" w:type="dxa"/>
-            </w:tcMar>
-            <w:vAlign w:val="center"/>
-          </w:tcPr>
-          <w:p>
-            <w:pPr>
-              <w:pStyle w:val="Normal"/>
-              <w:jc w:val="center"/>
-              <w:pBdr>
-                <w:bottom w:val="none" w:sz="0" w:space="0" w:color="000000"/>
-                <w:top w:val="none" w:sz="0" w:space="0" w:color="000000"/>
-                <w:left w:val="none" w:sz="0" w:space="0" w:color="000000"/>
-                <w:right w:val="none" w:sz="0" w:space="0" w:color="000000"/>
-              </w:pBdr>
-              <w:spacing w:after="60" w:before="60" w:line="240"/>
-              <w:ind w:left="60" w:right="60" w:firstLine="0" w:firstLineChars="0"/>
-              <w:rPr>
-                <w:rFonts w:ascii="Times New Roman" w:hAnsi="Times New Roman" w:eastAsia="Times New Roman" w:cs="Times New Roman"/>
-                <w:i w:val="false"/>
-                <w:b w:val="false"/>
-                <w:u w:val="none"/>
-                <w:strike w:val="false"/>
-                <w:sz w:val="20"/>
-                <w:szCs w:val="20"/>
-                <w:color w:val="000000"/>
-              </w:rPr>
-            </w:pPr>
-            <w:r>
-              <w:rPr>
-                <w:rFonts w:ascii="Times New Roman" w:hAnsi="Times New Roman" w:eastAsia="Times New Roman" w:cs="Times New Roman"/>
-                <w:i w:val="false"/>
-                <w:b w:val="false"/>
-                <w:u w:val="none"/>
-                <w:strike w:val="false"/>
-                <w:sz w:val="20"/>
-                <w:szCs w:val="20"/>
-                <w:color w:val="000000"/>
-              </w:rPr>
-              <w:t xml:space="preserve">17,7 [1,7; 35,3]</w:t>
-            </w:r>
-          </w:p>
-        </w:tc>
-        <w:tc>
-          <w:tcPr>
-            <w:tcBorders>
-              <w:bottom w:val="none" w:sz="0" w:space="0" w:color="000000"/>
-              <w:top w:val="none" w:sz="0" w:space="0" w:color="000000"/>
-              <w:left w:val="none" w:sz="0" w:space="0" w:color="000000"/>
-              <w:right w:val="none" w:sz="0" w:space="0" w:color="000000"/>
-            </w:tcBorders>
-            <w:shd w:val="clear" w:color="auto" w:fill="FFFFFF"/>
-            <w:tcMar>
-              <w:top w:w="0" w:type="dxa"/>
-              <w:bottom w:w="0" w:type="dxa"/>
-              <w:left w:w="0" w:type="dxa"/>
-              <w:right w:w="0" w:type="dxa"/>
-            </w:tcMar>
-            <w:vAlign w:val="center"/>
-          </w:tcPr>
-          <w:p>
-            <w:pPr>
-              <w:pStyle w:val="Normal"/>
-              <w:jc w:val="center"/>
-              <w:pBdr>
-                <w:bottom w:val="none" w:sz="0" w:space="0" w:color="000000"/>
-                <w:top w:val="none" w:sz="0" w:space="0" w:color="000000"/>
-                <w:left w:val="none" w:sz="0" w:space="0" w:color="000000"/>
-                <w:right w:val="none" w:sz="0" w:space="0" w:color="000000"/>
-              </w:pBdr>
-              <w:spacing w:after="60" w:before="60" w:line="240"/>
-              <w:ind w:left="60" w:right="60" w:firstLine="0" w:firstLineChars="0"/>
-              <w:rPr>
-                <w:rFonts w:ascii="Times New Roman" w:hAnsi="Times New Roman" w:eastAsia="Times New Roman" w:cs="Times New Roman"/>
-                <w:i w:val="false"/>
-                <w:b w:val="false"/>
-                <w:u w:val="none"/>
-                <w:strike w:val="false"/>
-                <w:sz w:val="20"/>
-                <w:szCs w:val="20"/>
-                <w:color w:val="000000"/>
-              </w:rPr>
-            </w:pPr>
-            <w:r>
-              <w:rPr>
-                <w:rFonts w:ascii="Times New Roman" w:hAnsi="Times New Roman" w:eastAsia="Times New Roman" w:cs="Times New Roman"/>
-                <w:i w:val="false"/>
-                <w:b w:val="false"/>
-                <w:u w:val="none"/>
-                <w:strike w:val="false"/>
-                <w:sz w:val="20"/>
-                <w:szCs w:val="20"/>
-                <w:color w:val="000000"/>
-              </w:rPr>
-              <w:t xml:space="preserve">31,6 [24,3; 39,4]</w:t>
-            </w:r>
-          </w:p>
-        </w:tc>
-        <w:tc>
-          <w:tcPr>
-            <w:tcBorders>
-              <w:bottom w:val="none" w:sz="0" w:space="0" w:color="000000"/>
-              <w:top w:val="none" w:sz="0" w:space="0" w:color="000000"/>
-              <w:left w:val="none" w:sz="0" w:space="0" w:color="000000"/>
-              <w:right w:val="none" w:sz="0" w:space="0" w:color="000000"/>
-            </w:tcBorders>
-            <w:shd w:val="clear" w:color="auto" w:fill="FFFFFF"/>
-            <w:tcMar>
-              <w:top w:w="0" w:type="dxa"/>
-              <w:bottom w:w="0" w:type="dxa"/>
-              <w:left w:w="0" w:type="dxa"/>
-              <w:right w:w="0" w:type="dxa"/>
-            </w:tcMar>
-            <w:vAlign w:val="center"/>
-          </w:tcPr>
-          <w:p>
-            <w:pPr>
-              <w:pStyle w:val="Normal"/>
-              <w:jc w:val="center"/>
-              <w:pBdr>
-                <w:bottom w:val="none" w:sz="0" w:space="0" w:color="000000"/>
-                <w:top w:val="none" w:sz="0" w:space="0" w:color="000000"/>
-                <w:left w:val="none" w:sz="0" w:space="0" w:color="000000"/>
-                <w:right w:val="none" w:sz="0" w:space="0" w:color="000000"/>
-              </w:pBdr>
-              <w:spacing w:after="60" w:before="60" w:line="240"/>
-              <w:ind w:left="60" w:right="60" w:firstLine="0" w:firstLineChars="0"/>
-              <w:rPr>
-                <w:rFonts w:ascii="Times New Roman" w:hAnsi="Times New Roman" w:eastAsia="Times New Roman" w:cs="Times New Roman"/>
-                <w:i w:val="false"/>
-                <w:b w:val="false"/>
-                <w:u w:val="none"/>
-                <w:strike w:val="false"/>
-                <w:sz w:val="20"/>
-                <w:szCs w:val="20"/>
-                <w:color w:val="000000"/>
-              </w:rPr>
-            </w:pPr>
-            <w:r>
-              <w:rPr>
-                <w:rFonts w:ascii="Times New Roman" w:hAnsi="Times New Roman" w:eastAsia="Times New Roman" w:cs="Times New Roman"/>
-                <w:i w:val="false"/>
-                <w:b w:val="false"/>
-                <w:u w:val="none"/>
-                <w:strike w:val="false"/>
-                <w:sz w:val="20"/>
-                <w:szCs w:val="20"/>
-                <w:color w:val="000000"/>
-              </w:rPr>
-              <w:t xml:space="preserve">26,6 [18,9; 34,5]</w:t>
-            </w:r>
-          </w:p>
-        </w:tc>
-        <w:tc>
-          <w:tcPr>
-            <w:tcBorders>
-              <w:bottom w:val="none" w:sz="0" w:space="0" w:color="000000"/>
-              <w:top w:val="none" w:sz="0" w:space="0" w:color="000000"/>
-              <w:left w:val="none" w:sz="0" w:space="0" w:color="000000"/>
-              <w:right w:val="none" w:sz="0" w:space="0" w:color="000000"/>
-            </w:tcBorders>
-            <w:shd w:val="clear" w:color="auto" w:fill="FFFFFF"/>
-            <w:tcMar>
-              <w:top w:w="0" w:type="dxa"/>
-              <w:bottom w:w="0" w:type="dxa"/>
-              <w:left w:w="0" w:type="dxa"/>
-              <w:right w:w="0" w:type="dxa"/>
-            </w:tcMar>
-            <w:vAlign w:val="center"/>
-          </w:tcPr>
-          <w:p>
-            <w:pPr>
-              <w:pStyle w:val="Normal"/>
-              <w:jc w:val="center"/>
-              <w:pBdr>
-                <w:bottom w:val="none" w:sz="0" w:space="0" w:color="000000"/>
-                <w:top w:val="none" w:sz="0" w:space="0" w:color="000000"/>
-                <w:left w:val="none" w:sz="0" w:space="0" w:color="000000"/>
-                <w:right w:val="none" w:sz="0" w:space="0" w:color="000000"/>
-              </w:pBdr>
-              <w:spacing w:after="60" w:before="60" w:line="240"/>
-              <w:ind w:left="60" w:right="60" w:firstLine="0" w:firstLineChars="0"/>
-              <w:rPr>
-                <w:rFonts w:ascii="Times New Roman" w:hAnsi="Times New Roman" w:eastAsia="Times New Roman" w:cs="Times New Roman"/>
-                <w:i w:val="false"/>
-                <w:b w:val="false"/>
-                <w:u w:val="none"/>
-                <w:strike w:val="false"/>
-                <w:sz w:val="20"/>
-                <w:szCs w:val="20"/>
-                <w:color w:val="000000"/>
-              </w:rPr>
-            </w:pPr>
-            <w:r>
-              <w:rPr>
-                <w:rFonts w:ascii="Times New Roman" w:hAnsi="Times New Roman" w:eastAsia="Times New Roman" w:cs="Times New Roman"/>
-                <w:i w:val="false"/>
-                <w:b w:val="false"/>
-                <w:u w:val="none"/>
-                <w:strike w:val="false"/>
-                <w:sz w:val="20"/>
-                <w:szCs w:val="20"/>
-                <w:color w:val="000000"/>
-              </w:rPr>
-              <w:t xml:space="preserve">5,0 [−5,3; 15,3]</w:t>
-            </w:r>
-          </w:p>
-        </w:tc>
-        <w:tc>
-          <w:tcPr>
-            <w:tcBorders>
-              <w:bottom w:val="none" w:sz="0" w:space="0" w:color="000000"/>
-              <w:top w:val="none" w:sz="0" w:space="0" w:color="000000"/>
-              <w:left w:val="none" w:sz="0" w:space="0" w:color="000000"/>
-              <w:right w:val="none" w:sz="0" w:space="0" w:color="000000"/>
-            </w:tcBorders>
-            <w:shd w:val="clear" w:color="auto" w:fill="FFFFFF"/>
-            <w:tcMar>
-              <w:top w:w="0" w:type="dxa"/>
-              <w:bottom w:w="0" w:type="dxa"/>
-              <w:left w:w="0" w:type="dxa"/>
-              <w:right w:w="0" w:type="dxa"/>
-            </w:tcMar>
-            <w:vAlign w:val="center"/>
-          </w:tcPr>
-          <w:p>
-            <w:pPr>
-              <w:pStyle w:val="Normal"/>
-              <w:jc w:val="center"/>
-              <w:pBdr>
-                <w:bottom w:val="none" w:sz="0" w:space="0" w:color="000000"/>
-                <w:top w:val="none" w:sz="0" w:space="0" w:color="000000"/>
-                <w:left w:val="none" w:sz="0" w:space="0" w:color="000000"/>
-                <w:right w:val="none" w:sz="0" w:space="0" w:color="000000"/>
-              </w:pBdr>
-              <w:spacing w:after="60" w:before="60" w:line="240"/>
-              <w:ind w:left="60" w:right="60" w:firstLine="0" w:firstLineChars="0"/>
-              <w:rPr>
-                <w:rFonts w:ascii="Times New Roman" w:hAnsi="Times New Roman" w:eastAsia="Times New Roman" w:cs="Times New Roman"/>
-                <w:i w:val="false"/>
-                <w:b w:val="false"/>
-                <w:u w:val="none"/>
-                <w:strike w:val="false"/>
-                <w:sz w:val="20"/>
-                <w:szCs w:val="20"/>
-                <w:color w:val="000000"/>
-              </w:rPr>
-            </w:pPr>
-            <w:r>
-              <w:rPr>
-                <w:rFonts w:ascii="Times New Roman" w:hAnsi="Times New Roman" w:eastAsia="Times New Roman" w:cs="Times New Roman"/>
-                <w:i w:val="false"/>
-                <w:b w:val="false"/>
-                <w:u w:val="none"/>
-                <w:strike w:val="false"/>
-                <w:sz w:val="20"/>
-                <w:szCs w:val="20"/>
-                <w:color w:val="000000"/>
-              </w:rPr>
-              <w:t xml:space="preserve">−12,7 [−31,1; 6,1]</w:t>
-            </w:r>
-          </w:p>
-        </w:tc>
-      </w:tr>
-      <w:tr>
-        <w:trPr>
-          <w:cantSplit/>
-          <w:trHeight w:val="504" w:hRule="auto"/>
-        </w:trPr>
-        <w:tc>
-          <w:tcPr>
-            <w:gridSpan w:val="8"/>
-            <w:tcBorders>
-              <w:bottom w:val="none" w:sz="0" w:space="0" w:color="000000"/>
-              <w:top w:val="none" w:sz="0" w:space="0" w:color="000000"/>
-              <w:left w:val="none" w:sz="0" w:space="0" w:color="000000"/>
-              <w:right w:val="none" w:sz="0" w:space="0" w:color="000000"/>
-            </w:tcBorders>
-            <w:shd w:val="clear" w:color="auto" w:fill="FFFFFF"/>
-            <w:tcMar>
-              <w:top w:w="0" w:type="dxa"/>
-              <w:bottom w:w="0" w:type="dxa"/>
-              <w:left w:w="0" w:type="dxa"/>
-              <w:right w:w="0" w:type="dxa"/>
-            </w:tcMar>
-            <w:vAlign w:val="center"/>
-          </w:tcPr>
-          <w:p>
-            <w:pPr>
-              <w:pStyle w:val="Normal"/>
-              <w:jc w:val="left"/>
-              <w:pBdr>
-                <w:bottom w:val="none" w:sz="0" w:space="0" w:color="000000"/>
-                <w:top w:val="none" w:sz="0" w:space="0" w:color="000000"/>
-                <w:left w:val="none" w:sz="0" w:space="0" w:color="000000"/>
-                <w:right w:val="none" w:sz="0" w:space="0" w:color="000000"/>
-              </w:pBdr>
-              <w:spacing w:after="60" w:before="60" w:line="240"/>
-              <w:ind w:left="60" w:right="60" w:firstLine="0" w:firstLineChars="0"/>
-              <w:rPr>
-                <w:rFonts w:ascii="Times New Roman" w:hAnsi="Times New Roman" w:eastAsia="Times New Roman" w:cs="Times New Roman"/>
-                <w:i w:val="true"/>
-                <w:b w:val="false"/>
-                <w:u w:val="none"/>
-                <w:strike w:val="false"/>
-                <w:sz w:val="20"/>
-                <w:szCs w:val="20"/>
-                <w:color w:val="000000"/>
-              </w:rPr>
-            </w:pPr>
-            <w:r>
-              <w:rPr>
-                <w:rFonts w:ascii="Times New Roman" w:hAnsi="Times New Roman" w:eastAsia="Times New Roman" w:cs="Times New Roman"/>
-                <w:i w:val="true"/>
-                <w:b w:val="false"/>
-                <w:u w:val="none"/>
-                <w:strike w:val="false"/>
-                <w:sz w:val="20"/>
-                <w:szCs w:val="20"/>
-                <w:color w:val="000000"/>
-              </w:rPr>
-              <w:t xml:space="preserve">Panel B. Parámetros de los modelos (columnas: necesidad material | igualdad y universalismo)</w:t>
-            </w:r>
-          </w:p>
-        </w:tc>
-      </w:tr>
-      <w:tr>
-        <w:trPr>
-          <w:cantSplit/>
-          <w:trHeight w:val="504" w:hRule="auto"/>
-        </w:trPr>
-        <w:tc>
-          <w:tcPr>
-            <w:tcBorders>
-              <w:bottom w:val="none" w:sz="0" w:space="0" w:color="000000"/>
-              <w:top w:val="none" w:sz="0" w:space="0" w:color="000000"/>
-              <w:left w:val="none" w:sz="0" w:space="0" w:color="000000"/>
-              <w:right w:val="none" w:sz="0" w:space="0" w:color="000000"/>
-            </w:tcBorders>
-            <w:shd w:val="clear" w:color="auto" w:fill="FFFFFF"/>
-            <w:tcMar>
-              <w:top w:w="0" w:type="dxa"/>
-              <w:bottom w:w="0" w:type="dxa"/>
-              <w:left w:w="0" w:type="dxa"/>
-              <w:right w:w="0" w:type="dxa"/>
-            </w:tcMar>
-            <w:vAlign w:val="center"/>
-          </w:tcPr>
-          <w:p>
-            <w:pPr>
-              <w:pStyle w:val="Normal"/>
-              <w:jc w:val="left"/>
-              <w:pBdr>
-                <w:bottom w:val="none" w:sz="0" w:space="0" w:color="000000"/>
-                <w:top w:val="none" w:sz="0" w:space="0" w:color="000000"/>
-                <w:left w:val="none" w:sz="0" w:space="0" w:color="000000"/>
-                <w:right w:val="none" w:sz="0" w:space="0" w:color="000000"/>
-              </w:pBdr>
-              <w:spacing w:after="60" w:before="60" w:line="240"/>
-              <w:ind w:left="60" w:right="60" w:firstLine="0" w:firstLineChars="0"/>
-              <w:rPr>
-                <w:rFonts w:ascii="Times New Roman" w:hAnsi="Times New Roman" w:eastAsia="Times New Roman" w:cs="Times New Roman"/>
-                <w:i w:val="false"/>
-                <w:b w:val="false"/>
-                <w:u w:val="none"/>
-                <w:strike w:val="false"/>
-                <w:sz w:val="20"/>
-                <w:szCs w:val="20"/>
-                <w:color w:val="000000"/>
-              </w:rPr>
-            </w:pPr>
-            <w:r>
-              <w:rPr>
-                <w:rFonts w:ascii="Times New Roman" w:hAnsi="Times New Roman" w:eastAsia="Times New Roman" w:cs="Times New Roman"/>
-                <w:i w:val="false"/>
-                <w:b w:val="false"/>
-                <w:u w:val="none"/>
-                <w:strike w:val="false"/>
-                <w:sz w:val="20"/>
-                <w:szCs w:val="20"/>
-                <w:color w:val="000000"/>
-              </w:rPr>
-              <w:t xml:space="preserve">Derecha (OR)</w:t>
-            </w:r>
-          </w:p>
-        </w:tc>
-        <w:tc>
-          <w:tcPr>
-            <w:gridSpan w:val="3"/>
-            <w:tcBorders>
-              <w:bottom w:val="none" w:sz="0" w:space="0" w:color="000000"/>
-              <w:top w:val="none" w:sz="0" w:space="0" w:color="000000"/>
-              <w:left w:val="none" w:sz="0" w:space="0" w:color="000000"/>
-              <w:right w:val="none" w:sz="0" w:space="0" w:color="000000"/>
-            </w:tcBorders>
-            <w:shd w:val="clear" w:color="auto" w:fill="FFFFFF"/>
-            <w:tcMar>
-              <w:top w:w="0" w:type="dxa"/>
-              <w:bottom w:w="0" w:type="dxa"/>
-              <w:left w:w="0" w:type="dxa"/>
-              <w:right w:w="0" w:type="dxa"/>
-            </w:tcMar>
-            <w:vAlign w:val="center"/>
-          </w:tcPr>
-          <w:p>
-            <w:pPr>
-              <w:pStyle w:val="Normal"/>
-              <w:jc w:val="center"/>
-              <w:pBdr>
-                <w:bottom w:val="none" w:sz="0" w:space="0" w:color="000000"/>
-                <w:top w:val="none" w:sz="0" w:space="0" w:color="000000"/>
-                <w:left w:val="none" w:sz="0" w:space="0" w:color="000000"/>
-                <w:right w:val="none" w:sz="0" w:space="0" w:color="000000"/>
-              </w:pBdr>
-              <w:spacing w:after="60" w:before="60" w:line="240"/>
-              <w:ind w:left="60" w:right="60" w:firstLine="0" w:firstLineChars="0"/>
-              <w:rPr>
-                <w:rFonts w:ascii="Times New Roman" w:hAnsi="Times New Roman" w:eastAsia="Times New Roman" w:cs="Times New Roman"/>
-                <w:i w:val="false"/>
-                <w:b w:val="false"/>
-                <w:u w:val="none"/>
-                <w:strike w:val="false"/>
-                <w:sz w:val="20"/>
-                <w:szCs w:val="20"/>
-                <w:color w:val="000000"/>
-              </w:rPr>
-            </w:pPr>
-            <w:r>
-              <w:rPr>
-                <w:rFonts w:ascii="Times New Roman" w:hAnsi="Times New Roman" w:eastAsia="Times New Roman" w:cs="Times New Roman"/>
-                <w:i w:val="false"/>
-                <w:b w:val="false"/>
-                <w:u w:val="none"/>
-                <w:strike w:val="false"/>
-                <w:sz w:val="20"/>
-                <w:szCs w:val="20"/>
-                <w:color w:val="000000"/>
-              </w:rPr>
-              <w:t xml:space="preserve">1,06 [0,48; 2,32]</w:t>
-            </w:r>
-          </w:p>
-        </w:tc>
-        <w:tc>
-          <w:tcPr>
-            <w:gridSpan w:val="4"/>
-            <w:tcBorders>
-              <w:bottom w:val="none" w:sz="0" w:space="0" w:color="000000"/>
-              <w:top w:val="none" w:sz="0" w:space="0" w:color="000000"/>
-              <w:left w:val="none" w:sz="0" w:space="0" w:color="000000"/>
-              <w:right w:val="none" w:sz="0" w:space="0" w:color="000000"/>
-            </w:tcBorders>
-            <w:shd w:val="clear" w:color="auto" w:fill="FFFFFF"/>
-            <w:tcMar>
-              <w:top w:w="0" w:type="dxa"/>
-              <w:bottom w:w="0" w:type="dxa"/>
-              <w:left w:w="0" w:type="dxa"/>
-              <w:right w:w="0" w:type="dxa"/>
-            </w:tcMar>
-            <w:vAlign w:val="center"/>
-          </w:tcPr>
-          <w:p>
-            <w:pPr>
-              <w:pStyle w:val="Normal"/>
-              <w:jc w:val="center"/>
-              <w:pBdr>
-                <w:bottom w:val="none" w:sz="0" w:space="0" w:color="000000"/>
-                <w:top w:val="none" w:sz="0" w:space="0" w:color="000000"/>
-                <w:left w:val="none" w:sz="0" w:space="0" w:color="000000"/>
-                <w:right w:val="none" w:sz="0" w:space="0" w:color="000000"/>
-              </w:pBdr>
-              <w:spacing w:after="60" w:before="60" w:line="240"/>
-              <w:ind w:left="60" w:right="60" w:firstLine="0" w:firstLineChars="0"/>
-              <w:rPr>
-                <w:rFonts w:ascii="Times New Roman" w:hAnsi="Times New Roman" w:eastAsia="Times New Roman" w:cs="Times New Roman"/>
-                <w:i w:val="false"/>
-                <w:b w:val="false"/>
-                <w:u w:val="none"/>
-                <w:strike w:val="false"/>
-                <w:sz w:val="20"/>
-                <w:szCs w:val="20"/>
-                <w:color w:val="000000"/>
-              </w:rPr>
-            </w:pPr>
-            <w:r>
-              <w:rPr>
-                <w:rFonts w:ascii="Times New Roman" w:hAnsi="Times New Roman" w:eastAsia="Times New Roman" w:cs="Times New Roman"/>
-                <w:i w:val="false"/>
-                <w:b w:val="false"/>
-                <w:u w:val="none"/>
-                <w:strike w:val="false"/>
-                <w:sz w:val="20"/>
-                <w:szCs w:val="20"/>
-                <w:color w:val="000000"/>
-              </w:rPr>
-              <w:t xml:space="preserve">0,44 [0,21; 0,92]</w:t>
-            </w:r>
-          </w:p>
-        </w:tc>
-      </w:tr>
-      <w:tr>
-        <w:trPr>
-          <w:cantSplit/>
-          <w:trHeight w:val="504" w:hRule="auto"/>
-        </w:trPr>
-        <w:tc>
-          <w:tcPr>
-            <w:tcBorders>
-              <w:bottom w:val="none" w:sz="0" w:space="0" w:color="000000"/>
-              <w:top w:val="none" w:sz="0" w:space="0" w:color="000000"/>
-              <w:left w:val="none" w:sz="0" w:space="0" w:color="000000"/>
-              <w:right w:val="none" w:sz="0" w:space="0" w:color="000000"/>
-            </w:tcBorders>
-            <w:shd w:val="clear" w:color="auto" w:fill="FFFFFF"/>
-            <w:tcMar>
-              <w:top w:w="0" w:type="dxa"/>
-              <w:bottom w:w="0" w:type="dxa"/>
-              <w:left w:w="0" w:type="dxa"/>
-              <w:right w:w="0" w:type="dxa"/>
-            </w:tcMar>
-            <w:vAlign w:val="center"/>
-          </w:tcPr>
-          <w:p>
-            <w:pPr>
-              <w:pStyle w:val="Normal"/>
-              <w:jc w:val="left"/>
-              <w:pBdr>
-                <w:bottom w:val="none" w:sz="0" w:space="0" w:color="000000"/>
-                <w:top w:val="none" w:sz="0" w:space="0" w:color="000000"/>
-                <w:left w:val="none" w:sz="0" w:space="0" w:color="000000"/>
-                <w:right w:val="none" w:sz="0" w:space="0" w:color="000000"/>
-              </w:pBdr>
-              <w:spacing w:after="60" w:before="60" w:line="240"/>
-              <w:ind w:left="60" w:right="60" w:firstLine="0" w:firstLineChars="0"/>
-              <w:rPr>
-                <w:rFonts w:ascii="Times New Roman" w:hAnsi="Times New Roman" w:eastAsia="Times New Roman" w:cs="Times New Roman"/>
-                <w:i w:val="false"/>
-                <w:b w:val="false"/>
-                <w:u w:val="none"/>
-                <w:strike w:val="false"/>
-                <w:sz w:val="20"/>
-                <w:szCs w:val="20"/>
-                <w:color w:val="000000"/>
-              </w:rPr>
-            </w:pPr>
-            <w:r>
-              <w:rPr>
-                <w:rFonts w:ascii="Times New Roman" w:hAnsi="Times New Roman" w:eastAsia="Times New Roman" w:cs="Times New Roman"/>
-                <w:i w:val="false"/>
-                <w:b w:val="false"/>
-                <w:u w:val="none"/>
-                <w:strike w:val="false"/>
-                <w:sz w:val="20"/>
-                <w:szCs w:val="20"/>
-                <w:color w:val="000000"/>
-              </w:rPr>
-              <w:t xml:space="preserve">Sistema mixto (OR)</w:t>
-            </w:r>
-          </w:p>
-        </w:tc>
-        <w:tc>
-          <w:tcPr>
-            <w:gridSpan w:val="3"/>
-            <w:tcBorders>
-              <w:bottom w:val="none" w:sz="0" w:space="0" w:color="000000"/>
-              <w:top w:val="none" w:sz="0" w:space="0" w:color="000000"/>
-              <w:left w:val="none" w:sz="0" w:space="0" w:color="000000"/>
-              <w:right w:val="none" w:sz="0" w:space="0" w:color="000000"/>
-            </w:tcBorders>
-            <w:shd w:val="clear" w:color="auto" w:fill="FFFFFF"/>
-            <w:tcMar>
-              <w:top w:w="0" w:type="dxa"/>
-              <w:bottom w:w="0" w:type="dxa"/>
-              <w:left w:w="0" w:type="dxa"/>
-              <w:right w:w="0" w:type="dxa"/>
-            </w:tcMar>
-            <w:vAlign w:val="center"/>
-          </w:tcPr>
-          <w:p>
-            <w:pPr>
-              <w:pStyle w:val="Normal"/>
-              <w:jc w:val="center"/>
-              <w:pBdr>
-                <w:bottom w:val="none" w:sz="0" w:space="0" w:color="000000"/>
-                <w:top w:val="none" w:sz="0" w:space="0" w:color="000000"/>
-                <w:left w:val="none" w:sz="0" w:space="0" w:color="000000"/>
-                <w:right w:val="none" w:sz="0" w:space="0" w:color="000000"/>
-              </w:pBdr>
-              <w:spacing w:after="60" w:before="60" w:line="240"/>
-              <w:ind w:left="60" w:right="60" w:firstLine="0" w:firstLineChars="0"/>
-              <w:rPr>
-                <w:rFonts w:ascii="Times New Roman" w:hAnsi="Times New Roman" w:eastAsia="Times New Roman" w:cs="Times New Roman"/>
-                <w:i w:val="false"/>
-                <w:b w:val="false"/>
-                <w:u w:val="none"/>
-                <w:strike w:val="false"/>
-                <w:sz w:val="20"/>
-                <w:szCs w:val="20"/>
-                <w:color w:val="000000"/>
-              </w:rPr>
-            </w:pPr>
-            <w:r>
-              <w:rPr>
-                <w:rFonts w:ascii="Times New Roman" w:hAnsi="Times New Roman" w:eastAsia="Times New Roman" w:cs="Times New Roman"/>
-                <w:i w:val="false"/>
-                <w:b w:val="false"/>
-                <w:u w:val="none"/>
-                <w:strike w:val="false"/>
-                <w:sz w:val="20"/>
-                <w:szCs w:val="20"/>
-                <w:color w:val="000000"/>
-              </w:rPr>
-              <w:t xml:space="preserve">1,83 [0,93; 3,61]</w:t>
-            </w:r>
-          </w:p>
-        </w:tc>
-        <w:tc>
-          <w:tcPr>
-            <w:gridSpan w:val="4"/>
-            <w:tcBorders>
-              <w:bottom w:val="none" w:sz="0" w:space="0" w:color="000000"/>
-              <w:top w:val="none" w:sz="0" w:space="0" w:color="000000"/>
-              <w:left w:val="none" w:sz="0" w:space="0" w:color="000000"/>
-              <w:right w:val="none" w:sz="0" w:space="0" w:color="000000"/>
-            </w:tcBorders>
-            <w:shd w:val="clear" w:color="auto" w:fill="FFFFFF"/>
-            <w:tcMar>
-              <w:top w:w="0" w:type="dxa"/>
-              <w:bottom w:w="0" w:type="dxa"/>
-              <w:left w:w="0" w:type="dxa"/>
-              <w:right w:w="0" w:type="dxa"/>
-            </w:tcMar>
-            <w:vAlign w:val="center"/>
-          </w:tcPr>
-          <w:p>
-            <w:pPr>
-              <w:pStyle w:val="Normal"/>
-              <w:jc w:val="center"/>
-              <w:pBdr>
-                <w:bottom w:val="none" w:sz="0" w:space="0" w:color="000000"/>
-                <w:top w:val="none" w:sz="0" w:space="0" w:color="000000"/>
-                <w:left w:val="none" w:sz="0" w:space="0" w:color="000000"/>
-                <w:right w:val="none" w:sz="0" w:space="0" w:color="000000"/>
-              </w:pBdr>
-              <w:spacing w:after="60" w:before="60" w:line="240"/>
-              <w:ind w:left="60" w:right="60" w:firstLine="0" w:firstLineChars="0"/>
-              <w:rPr>
-                <w:rFonts w:ascii="Times New Roman" w:hAnsi="Times New Roman" w:eastAsia="Times New Roman" w:cs="Times New Roman"/>
-                <w:i w:val="false"/>
-                <w:b w:val="false"/>
-                <w:u w:val="none"/>
-                <w:strike w:val="false"/>
-                <w:sz w:val="20"/>
-                <w:szCs w:val="20"/>
-                <w:color w:val="000000"/>
-              </w:rPr>
-            </w:pPr>
-            <w:r>
-              <w:rPr>
-                <w:rFonts w:ascii="Times New Roman" w:hAnsi="Times New Roman" w:eastAsia="Times New Roman" w:cs="Times New Roman"/>
-                <w:i w:val="false"/>
-                <w:b w:val="false"/>
-                <w:u w:val="none"/>
-                <w:strike w:val="false"/>
-                <w:sz w:val="20"/>
-                <w:szCs w:val="20"/>
-                <w:color w:val="000000"/>
-              </w:rPr>
-              <w:t xml:space="preserve">0,43 [0,23; 0,80]</w:t>
-            </w:r>
-          </w:p>
-        </w:tc>
-      </w:tr>
-      <w:tr>
-        <w:trPr>
-          <w:cantSplit/>
-          <w:trHeight w:val="504" w:hRule="auto"/>
-        </w:trPr>
-        <w:tc>
-          <w:tcPr>
-            <w:tcBorders>
-              <w:bottom w:val="none" w:sz="0" w:space="0" w:color="000000"/>
-              <w:top w:val="none" w:sz="0" w:space="0" w:color="000000"/>
-              <w:left w:val="none" w:sz="0" w:space="0" w:color="000000"/>
-              <w:right w:val="none" w:sz="0" w:space="0" w:color="000000"/>
-            </w:tcBorders>
-            <w:shd w:val="clear" w:color="auto" w:fill="FFFFFF"/>
-            <w:tcMar>
-              <w:top w:w="0" w:type="dxa"/>
-              <w:bottom w:w="0" w:type="dxa"/>
-              <w:left w:w="0" w:type="dxa"/>
-              <w:right w:w="0" w:type="dxa"/>
-            </w:tcMar>
-            <w:vAlign w:val="center"/>
-          </w:tcPr>
-          <w:p>
-            <w:pPr>
-              <w:pStyle w:val="Normal"/>
-              <w:jc w:val="left"/>
-              <w:pBdr>
-                <w:bottom w:val="none" w:sz="0" w:space="0" w:color="000000"/>
-                <w:top w:val="none" w:sz="0" w:space="0" w:color="000000"/>
-                <w:left w:val="none" w:sz="0" w:space="0" w:color="000000"/>
-                <w:right w:val="none" w:sz="0" w:space="0" w:color="000000"/>
-              </w:pBdr>
-              <w:spacing w:after="60" w:before="60" w:line="240"/>
-              <w:ind w:left="60" w:right="60" w:firstLine="0" w:firstLineChars="0"/>
-              <w:rPr>
-                <w:rFonts w:ascii="Times New Roman" w:hAnsi="Times New Roman" w:eastAsia="Times New Roman" w:cs="Times New Roman"/>
-                <w:i w:val="false"/>
-                <w:b w:val="false"/>
-                <w:u w:val="none"/>
-                <w:strike w:val="false"/>
-                <w:sz w:val="20"/>
-                <w:szCs w:val="20"/>
-                <w:color w:val="000000"/>
-              </w:rPr>
-            </w:pPr>
-            <w:r>
-              <w:rPr>
-                <w:rFonts w:ascii="Times New Roman" w:hAnsi="Times New Roman" w:eastAsia="Times New Roman" w:cs="Times New Roman"/>
-                <w:i w:val="false"/>
-                <w:b w:val="false"/>
-                <w:u w:val="none"/>
-                <w:strike w:val="false"/>
-                <w:sz w:val="20"/>
-                <w:szCs w:val="20"/>
-                <w:color w:val="000000"/>
-              </w:rPr>
-              <w:t xml:space="preserve">Derecha × sistema mixto (OR)</w:t>
-            </w:r>
-          </w:p>
-        </w:tc>
-        <w:tc>
-          <w:tcPr>
-            <w:gridSpan w:val="3"/>
-            <w:tcBorders>
-              <w:bottom w:val="none" w:sz="0" w:space="0" w:color="000000"/>
-              <w:top w:val="none" w:sz="0" w:space="0" w:color="000000"/>
-              <w:left w:val="none" w:sz="0" w:space="0" w:color="000000"/>
-              <w:right w:val="none" w:sz="0" w:space="0" w:color="000000"/>
-            </w:tcBorders>
-            <w:shd w:val="clear" w:color="auto" w:fill="FFFFFF"/>
-            <w:tcMar>
-              <w:top w:w="0" w:type="dxa"/>
-              <w:bottom w:w="0" w:type="dxa"/>
-              <w:left w:w="0" w:type="dxa"/>
-              <w:right w:w="0" w:type="dxa"/>
-            </w:tcMar>
-            <w:vAlign w:val="center"/>
-          </w:tcPr>
-          <w:p>
-            <w:pPr>
-              <w:pStyle w:val="Normal"/>
-              <w:jc w:val="center"/>
-              <w:pBdr>
-                <w:bottom w:val="none" w:sz="0" w:space="0" w:color="000000"/>
-                <w:top w:val="none" w:sz="0" w:space="0" w:color="000000"/>
-                <w:left w:val="none" w:sz="0" w:space="0" w:color="000000"/>
-                <w:right w:val="none" w:sz="0" w:space="0" w:color="000000"/>
-              </w:pBdr>
-              <w:spacing w:after="60" w:before="60" w:line="240"/>
-              <w:ind w:left="60" w:right="60" w:firstLine="0" w:firstLineChars="0"/>
-              <w:rPr>
-                <w:rFonts w:ascii="Times New Roman" w:hAnsi="Times New Roman" w:eastAsia="Times New Roman" w:cs="Times New Roman"/>
-                <w:i w:val="false"/>
-                <w:b w:val="false"/>
-                <w:u w:val="none"/>
-                <w:strike w:val="false"/>
-                <w:sz w:val="20"/>
-                <w:szCs w:val="20"/>
-                <w:color w:val="000000"/>
-              </w:rPr>
-            </w:pPr>
-            <w:r>
-              <w:rPr>
-                <w:rFonts w:ascii="Times New Roman" w:hAnsi="Times New Roman" w:eastAsia="Times New Roman" w:cs="Times New Roman"/>
-                <w:i w:val="false"/>
-                <w:b w:val="false"/>
-                <w:u w:val="none"/>
-                <w:strike w:val="false"/>
-                <w:sz w:val="20"/>
-                <w:szCs w:val="20"/>
-                <w:color w:val="000000"/>
-              </w:rPr>
-              <w:t xml:space="preserve">0,17 [0,07; 0,45]</w:t>
-            </w:r>
-          </w:p>
-        </w:tc>
-        <w:tc>
-          <w:tcPr>
-            <w:gridSpan w:val="4"/>
-            <w:tcBorders>
-              <w:bottom w:val="none" w:sz="0" w:space="0" w:color="000000"/>
-              <w:top w:val="none" w:sz="0" w:space="0" w:color="000000"/>
-              <w:left w:val="none" w:sz="0" w:space="0" w:color="000000"/>
-              <w:right w:val="none" w:sz="0" w:space="0" w:color="000000"/>
-            </w:tcBorders>
-            <w:shd w:val="clear" w:color="auto" w:fill="FFFFFF"/>
-            <w:tcMar>
-              <w:top w:w="0" w:type="dxa"/>
-              <w:bottom w:w="0" w:type="dxa"/>
-              <w:left w:w="0" w:type="dxa"/>
-              <w:right w:w="0" w:type="dxa"/>
-            </w:tcMar>
-            <w:vAlign w:val="center"/>
-          </w:tcPr>
-          <w:p>
-            <w:pPr>
-              <w:pStyle w:val="Normal"/>
-              <w:jc w:val="center"/>
-              <w:pBdr>
-                <w:bottom w:val="none" w:sz="0" w:space="0" w:color="000000"/>
-                <w:top w:val="none" w:sz="0" w:space="0" w:color="000000"/>
-                <w:left w:val="none" w:sz="0" w:space="0" w:color="000000"/>
-                <w:right w:val="none" w:sz="0" w:space="0" w:color="000000"/>
-              </w:pBdr>
-              <w:spacing w:after="60" w:before="60" w:line="240"/>
-              <w:ind w:left="60" w:right="60" w:firstLine="0" w:firstLineChars="0"/>
-              <w:rPr>
-                <w:rFonts w:ascii="Times New Roman" w:hAnsi="Times New Roman" w:eastAsia="Times New Roman" w:cs="Times New Roman"/>
-                <w:i w:val="false"/>
-                <w:b w:val="false"/>
-                <w:u w:val="none"/>
-                <w:strike w:val="false"/>
-                <w:sz w:val="20"/>
-                <w:szCs w:val="20"/>
-                <w:color w:val="000000"/>
-              </w:rPr>
-            </w:pPr>
-            <w:r>
-              <w:rPr>
-                <w:rFonts w:ascii="Times New Roman" w:hAnsi="Times New Roman" w:eastAsia="Times New Roman" w:cs="Times New Roman"/>
-                <w:i w:val="false"/>
-                <w:b w:val="false"/>
-                <w:u w:val="none"/>
-                <w:strike w:val="false"/>
-                <w:sz w:val="20"/>
-                <w:szCs w:val="20"/>
-                <w:color w:val="000000"/>
-              </w:rPr>
-              <w:t xml:space="preserve">1,74 [0,71; 4,27]</w:t>
-            </w:r>
-          </w:p>
-        </w:tc>
-      </w:tr>
-      <w:tr>
-        <w:trPr>
-          <w:cantSplit/>
-          <w:trHeight w:val="504" w:hRule="auto"/>
-        </w:trPr>
-        <w:tc>
-          <w:tcPr>
-            <w:tcBorders>
-              <w:bottom w:val="none" w:sz="0" w:space="0" w:color="000000"/>
-              <w:top w:val="none" w:sz="0" w:space="0" w:color="000000"/>
-              <w:left w:val="none" w:sz="0" w:space="0" w:color="000000"/>
-              <w:right w:val="none" w:sz="0" w:space="0" w:color="000000"/>
-            </w:tcBorders>
-            <w:shd w:val="clear" w:color="auto" w:fill="FFFFFF"/>
-            <w:tcMar>
-              <w:top w:w="0" w:type="dxa"/>
-              <w:bottom w:w="0" w:type="dxa"/>
-              <w:left w:w="0" w:type="dxa"/>
-              <w:right w:w="0" w:type="dxa"/>
-            </w:tcMar>
-            <w:vAlign w:val="center"/>
-          </w:tcPr>
-          <w:p>
-            <w:pPr>
-              <w:pStyle w:val="Normal"/>
-              <w:jc w:val="left"/>
-              <w:pBdr>
-                <w:bottom w:val="none" w:sz="0" w:space="0" w:color="000000"/>
-                <w:top w:val="none" w:sz="0" w:space="0" w:color="000000"/>
-                <w:left w:val="none" w:sz="0" w:space="0" w:color="000000"/>
-                <w:right w:val="none" w:sz="0" w:space="0" w:color="000000"/>
-              </w:pBdr>
-              <w:spacing w:after="60" w:before="60" w:line="240"/>
-              <w:ind w:left="60" w:right="60" w:firstLine="0" w:firstLineChars="0"/>
-              <w:rPr>
-                <w:rFonts w:ascii="Times New Roman" w:hAnsi="Times New Roman" w:eastAsia="Times New Roman" w:cs="Times New Roman"/>
-                <w:i w:val="false"/>
-                <w:b w:val="false"/>
-                <w:u w:val="none"/>
-                <w:strike w:val="false"/>
-                <w:sz w:val="20"/>
-                <w:szCs w:val="20"/>
-                <w:color w:val="000000"/>
-              </w:rPr>
-            </w:pPr>
-            <w:r>
-              <w:rPr>
-                <w:rFonts w:ascii="Times New Roman" w:hAnsi="Times New Roman" w:eastAsia="Times New Roman" w:cs="Times New Roman"/>
-                <w:i w:val="false"/>
-                <w:b w:val="false"/>
-                <w:u w:val="none"/>
-                <w:strike w:val="false"/>
-                <w:sz w:val="20"/>
-                <w:szCs w:val="20"/>
-                <w:color w:val="000000"/>
-              </w:rPr>
-              <w:t xml:space="preserve">Mujer (OR)</w:t>
-            </w:r>
-          </w:p>
-        </w:tc>
-        <w:tc>
-          <w:tcPr>
-            <w:gridSpan w:val="3"/>
-            <w:tcBorders>
-              <w:bottom w:val="none" w:sz="0" w:space="0" w:color="000000"/>
-              <w:top w:val="none" w:sz="0" w:space="0" w:color="000000"/>
-              <w:left w:val="none" w:sz="0" w:space="0" w:color="000000"/>
-              <w:right w:val="none" w:sz="0" w:space="0" w:color="000000"/>
-            </w:tcBorders>
-            <w:shd w:val="clear" w:color="auto" w:fill="FFFFFF"/>
-            <w:tcMar>
-              <w:top w:w="0" w:type="dxa"/>
-              <w:bottom w:w="0" w:type="dxa"/>
-              <w:left w:w="0" w:type="dxa"/>
-              <w:right w:w="0" w:type="dxa"/>
-            </w:tcMar>
-            <w:vAlign w:val="center"/>
-          </w:tcPr>
-          <w:p>
-            <w:pPr>
-              <w:pStyle w:val="Normal"/>
-              <w:jc w:val="center"/>
-              <w:pBdr>
-                <w:bottom w:val="none" w:sz="0" w:space="0" w:color="000000"/>
-                <w:top w:val="none" w:sz="0" w:space="0" w:color="000000"/>
-                <w:left w:val="none" w:sz="0" w:space="0" w:color="000000"/>
-                <w:right w:val="none" w:sz="0" w:space="0" w:color="000000"/>
-              </w:pBdr>
-              <w:spacing w:after="60" w:before="60" w:line="240"/>
-              <w:ind w:left="60" w:right="60" w:firstLine="0" w:firstLineChars="0"/>
-              <w:rPr>
-                <w:rFonts w:ascii="Times New Roman" w:hAnsi="Times New Roman" w:eastAsia="Times New Roman" w:cs="Times New Roman"/>
-                <w:i w:val="false"/>
-                <w:b w:val="false"/>
-                <w:u w:val="none"/>
-                <w:strike w:val="false"/>
-                <w:sz w:val="20"/>
-                <w:szCs w:val="20"/>
-                <w:color w:val="000000"/>
-              </w:rPr>
-            </w:pPr>
-            <w:r>
-              <w:rPr>
-                <w:rFonts w:ascii="Times New Roman" w:hAnsi="Times New Roman" w:eastAsia="Times New Roman" w:cs="Times New Roman"/>
-                <w:i w:val="false"/>
-                <w:b w:val="false"/>
-                <w:u w:val="none"/>
-                <w:strike w:val="false"/>
-                <w:sz w:val="20"/>
-                <w:szCs w:val="20"/>
-                <w:color w:val="000000"/>
-              </w:rPr>
-              <w:t xml:space="preserve">1,49 [0,88; 2,51]</w:t>
-            </w:r>
-          </w:p>
-        </w:tc>
-        <w:tc>
-          <w:tcPr>
-            <w:gridSpan w:val="4"/>
-            <w:tcBorders>
-              <w:bottom w:val="none" w:sz="0" w:space="0" w:color="000000"/>
-              <w:top w:val="none" w:sz="0" w:space="0" w:color="000000"/>
-              <w:left w:val="none" w:sz="0" w:space="0" w:color="000000"/>
-              <w:right w:val="none" w:sz="0" w:space="0" w:color="000000"/>
-            </w:tcBorders>
-            <w:shd w:val="clear" w:color="auto" w:fill="FFFFFF"/>
-            <w:tcMar>
-              <w:top w:w="0" w:type="dxa"/>
-              <w:bottom w:w="0" w:type="dxa"/>
-              <w:left w:w="0" w:type="dxa"/>
-              <w:right w:w="0" w:type="dxa"/>
-            </w:tcMar>
-            <w:vAlign w:val="center"/>
-          </w:tcPr>
-          <w:p>
-            <w:pPr>
-              <w:pStyle w:val="Normal"/>
-              <w:jc w:val="center"/>
-              <w:pBdr>
-                <w:bottom w:val="none" w:sz="0" w:space="0" w:color="000000"/>
-                <w:top w:val="none" w:sz="0" w:space="0" w:color="000000"/>
-                <w:left w:val="none" w:sz="0" w:space="0" w:color="000000"/>
-                <w:right w:val="none" w:sz="0" w:space="0" w:color="000000"/>
-              </w:pBdr>
-              <w:spacing w:after="60" w:before="60" w:line="240"/>
-              <w:ind w:left="60" w:right="60" w:firstLine="0" w:firstLineChars="0"/>
-              <w:rPr>
-                <w:rFonts w:ascii="Times New Roman" w:hAnsi="Times New Roman" w:eastAsia="Times New Roman" w:cs="Times New Roman"/>
-                <w:i w:val="false"/>
-                <w:b w:val="false"/>
-                <w:u w:val="none"/>
-                <w:strike w:val="false"/>
-                <w:sz w:val="20"/>
-                <w:szCs w:val="20"/>
-                <w:color w:val="000000"/>
-              </w:rPr>
-            </w:pPr>
-            <w:r>
-              <w:rPr>
-                <w:rFonts w:ascii="Times New Roman" w:hAnsi="Times New Roman" w:eastAsia="Times New Roman" w:cs="Times New Roman"/>
-                <w:i w:val="false"/>
-                <w:b w:val="false"/>
-                <w:u w:val="none"/>
-                <w:strike w:val="false"/>
-                <w:sz w:val="20"/>
-                <w:szCs w:val="20"/>
-                <w:color w:val="000000"/>
-              </w:rPr>
-              <w:t xml:space="preserve">1,50 [0,94; 2,40]</w:t>
-            </w:r>
-          </w:p>
-        </w:tc>
-      </w:tr>
-      <w:tr>
-        <w:trPr>
-          <w:cantSplit/>
-          <w:trHeight w:val="504" w:hRule="auto"/>
-        </w:trPr>
-        <w:tc>
-          <w:tcPr>
-            <w:tcBorders>
-              <w:bottom w:val="none" w:sz="0" w:space="0" w:color="000000"/>
-              <w:top w:val="none" w:sz="0" w:space="0" w:color="000000"/>
-              <w:left w:val="none" w:sz="0" w:space="0" w:color="000000"/>
-              <w:right w:val="none" w:sz="0" w:space="0" w:color="000000"/>
-            </w:tcBorders>
-            <w:shd w:val="clear" w:color="auto" w:fill="FFFFFF"/>
-            <w:tcMar>
-              <w:top w:w="0" w:type="dxa"/>
-              <w:bottom w:w="0" w:type="dxa"/>
-              <w:left w:w="0" w:type="dxa"/>
-              <w:right w:w="0" w:type="dxa"/>
-            </w:tcMar>
-            <w:vAlign w:val="center"/>
-          </w:tcPr>
-          <w:p>
-            <w:pPr>
-              <w:pStyle w:val="Normal"/>
-              <w:jc w:val="left"/>
-              <w:pBdr>
-                <w:bottom w:val="none" w:sz="0" w:space="0" w:color="000000"/>
-                <w:top w:val="none" w:sz="0" w:space="0" w:color="000000"/>
-                <w:left w:val="none" w:sz="0" w:space="0" w:color="000000"/>
-                <w:right w:val="none" w:sz="0" w:space="0" w:color="000000"/>
-              </w:pBdr>
-              <w:spacing w:after="60" w:before="60" w:line="240"/>
-              <w:ind w:left="60" w:right="60" w:firstLine="0" w:firstLineChars="0"/>
-              <w:rPr>
-                <w:rFonts w:ascii="Times New Roman" w:hAnsi="Times New Roman" w:eastAsia="Times New Roman" w:cs="Times New Roman"/>
-                <w:i w:val="false"/>
-                <w:b w:val="false"/>
-                <w:u w:val="none"/>
-                <w:strike w:val="false"/>
-                <w:sz w:val="20"/>
-                <w:szCs w:val="20"/>
-                <w:color w:val="000000"/>
-              </w:rPr>
-            </w:pPr>
-            <w:r>
-              <w:rPr>
-                <w:rFonts w:ascii="Times New Roman" w:hAnsi="Times New Roman" w:eastAsia="Times New Roman" w:cs="Times New Roman"/>
-                <w:i w:val="false"/>
-                <w:b w:val="false"/>
-                <w:u w:val="none"/>
-                <w:strike w:val="false"/>
-                <w:sz w:val="20"/>
-                <w:szCs w:val="20"/>
-                <w:color w:val="000000"/>
-              </w:rPr>
-              <w:t xml:space="preserve">Palabras, log estandarizado (OR)</w:t>
-            </w:r>
-          </w:p>
-        </w:tc>
-        <w:tc>
-          <w:tcPr>
-            <w:gridSpan w:val="3"/>
-            <w:tcBorders>
-              <w:bottom w:val="none" w:sz="0" w:space="0" w:color="000000"/>
-              <w:top w:val="none" w:sz="0" w:space="0" w:color="000000"/>
-              <w:left w:val="none" w:sz="0" w:space="0" w:color="000000"/>
-              <w:right w:val="none" w:sz="0" w:space="0" w:color="000000"/>
-            </w:tcBorders>
-            <w:shd w:val="clear" w:color="auto" w:fill="FFFFFF"/>
-            <w:tcMar>
-              <w:top w:w="0" w:type="dxa"/>
-              <w:bottom w:w="0" w:type="dxa"/>
-              <w:left w:w="0" w:type="dxa"/>
-              <w:right w:w="0" w:type="dxa"/>
-            </w:tcMar>
-            <w:vAlign w:val="center"/>
-          </w:tcPr>
-          <w:p>
-            <w:pPr>
-              <w:pStyle w:val="Normal"/>
-              <w:jc w:val="center"/>
-              <w:pBdr>
-                <w:bottom w:val="none" w:sz="0" w:space="0" w:color="000000"/>
-                <w:top w:val="none" w:sz="0" w:space="0" w:color="000000"/>
-                <w:left w:val="none" w:sz="0" w:space="0" w:color="000000"/>
-                <w:right w:val="none" w:sz="0" w:space="0" w:color="000000"/>
-              </w:pBdr>
-              <w:spacing w:after="60" w:before="60" w:line="240"/>
-              <w:ind w:left="60" w:right="60" w:firstLine="0" w:firstLineChars="0"/>
-              <w:rPr>
-                <w:rFonts w:ascii="Times New Roman" w:hAnsi="Times New Roman" w:eastAsia="Times New Roman" w:cs="Times New Roman"/>
-                <w:i w:val="false"/>
-                <w:b w:val="false"/>
-                <w:u w:val="none"/>
-                <w:strike w:val="false"/>
-                <w:sz w:val="20"/>
-                <w:szCs w:val="20"/>
-                <w:color w:val="000000"/>
-              </w:rPr>
-            </w:pPr>
-            <w:r>
-              <w:rPr>
-                <w:rFonts w:ascii="Times New Roman" w:hAnsi="Times New Roman" w:eastAsia="Times New Roman" w:cs="Times New Roman"/>
-                <w:i w:val="false"/>
-                <w:b w:val="false"/>
-                <w:u w:val="none"/>
-                <w:strike w:val="false"/>
-                <w:sz w:val="20"/>
-                <w:szCs w:val="20"/>
-                <w:color w:val="000000"/>
-              </w:rPr>
-              <w:t xml:space="preserve">2,50 [1,83; 3,43]</w:t>
-            </w:r>
-          </w:p>
-        </w:tc>
-        <w:tc>
-          <w:tcPr>
-            <w:gridSpan w:val="4"/>
-            <w:tcBorders>
-              <w:bottom w:val="none" w:sz="0" w:space="0" w:color="000000"/>
-              <w:top w:val="none" w:sz="0" w:space="0" w:color="000000"/>
-              <w:left w:val="none" w:sz="0" w:space="0" w:color="000000"/>
-              <w:right w:val="none" w:sz="0" w:space="0" w:color="000000"/>
-            </w:tcBorders>
-            <w:shd w:val="clear" w:color="auto" w:fill="FFFFFF"/>
-            <w:tcMar>
-              <w:top w:w="0" w:type="dxa"/>
-              <w:bottom w:w="0" w:type="dxa"/>
-              <w:left w:w="0" w:type="dxa"/>
-              <w:right w:w="0" w:type="dxa"/>
-            </w:tcMar>
-            <w:vAlign w:val="center"/>
-          </w:tcPr>
-          <w:p>
-            <w:pPr>
-              <w:pStyle w:val="Normal"/>
-              <w:jc w:val="center"/>
-              <w:pBdr>
-                <w:bottom w:val="none" w:sz="0" w:space="0" w:color="000000"/>
-                <w:top w:val="none" w:sz="0" w:space="0" w:color="000000"/>
-                <w:left w:val="none" w:sz="0" w:space="0" w:color="000000"/>
-                <w:right w:val="none" w:sz="0" w:space="0" w:color="000000"/>
-              </w:pBdr>
-              <w:spacing w:after="60" w:before="60" w:line="240"/>
-              <w:ind w:left="60" w:right="60" w:firstLine="0" w:firstLineChars="0"/>
-              <w:rPr>
-                <w:rFonts w:ascii="Times New Roman" w:hAnsi="Times New Roman" w:eastAsia="Times New Roman" w:cs="Times New Roman"/>
-                <w:i w:val="false"/>
-                <w:b w:val="false"/>
-                <w:u w:val="none"/>
-                <w:strike w:val="false"/>
-                <w:sz w:val="20"/>
-                <w:szCs w:val="20"/>
-                <w:color w:val="000000"/>
-              </w:rPr>
-            </w:pPr>
-            <w:r>
-              <w:rPr>
-                <w:rFonts w:ascii="Times New Roman" w:hAnsi="Times New Roman" w:eastAsia="Times New Roman" w:cs="Times New Roman"/>
-                <w:i w:val="false"/>
-                <w:b w:val="false"/>
-                <w:u w:val="none"/>
-                <w:strike w:val="false"/>
-                <w:sz w:val="20"/>
-                <w:szCs w:val="20"/>
-                <w:color w:val="000000"/>
-              </w:rPr>
-              <w:t xml:space="preserve">2,29 [1,69; 3,10]</w:t>
-            </w:r>
-          </w:p>
-        </w:tc>
-      </w:tr>
-      <w:tr>
-        <w:trPr>
-          <w:cantSplit/>
-          <w:trHeight w:val="504" w:hRule="auto"/>
-        </w:trPr>
-        <w:tc>
-          <w:tcPr>
-            <w:tcBorders>
-              <w:bottom w:val="none" w:sz="0" w:space="0" w:color="000000"/>
-              <w:top w:val="none" w:sz="0" w:space="0" w:color="000000"/>
-              <w:left w:val="none" w:sz="0" w:space="0" w:color="000000"/>
-              <w:right w:val="none" w:sz="0" w:space="0" w:color="000000"/>
-            </w:tcBorders>
-            <w:shd w:val="clear" w:color="auto" w:fill="FFFFFF"/>
-            <w:tcMar>
-              <w:top w:w="0" w:type="dxa"/>
-              <w:bottom w:w="0" w:type="dxa"/>
-              <w:left w:w="0" w:type="dxa"/>
-              <w:right w:w="0" w:type="dxa"/>
-            </w:tcMar>
-            <w:vAlign w:val="center"/>
-          </w:tcPr>
-          <w:p>
-            <w:pPr>
-              <w:pStyle w:val="Normal"/>
-              <w:jc w:val="left"/>
-              <w:pBdr>
-                <w:bottom w:val="none" w:sz="0" w:space="0" w:color="000000"/>
-                <w:top w:val="none" w:sz="0" w:space="0" w:color="000000"/>
-                <w:left w:val="none" w:sz="0" w:space="0" w:color="000000"/>
-                <w:right w:val="none" w:sz="0" w:space="0" w:color="000000"/>
-              </w:pBdr>
-              <w:spacing w:after="60" w:before="60" w:line="240"/>
-              <w:ind w:left="60" w:right="60" w:firstLine="0" w:firstLineChars="0"/>
-              <w:rPr>
-                <w:rFonts w:ascii="Times New Roman" w:hAnsi="Times New Roman" w:eastAsia="Times New Roman" w:cs="Times New Roman"/>
-                <w:i w:val="false"/>
-                <w:b w:val="false"/>
-                <w:u w:val="none"/>
-                <w:strike w:val="false"/>
-                <w:sz w:val="20"/>
-                <w:szCs w:val="20"/>
-                <w:color w:val="000000"/>
-              </w:rPr>
-            </w:pPr>
-            <w:r>
-              <w:rPr>
-                <w:rFonts w:ascii="Times New Roman" w:hAnsi="Times New Roman" w:eastAsia="Times New Roman" w:cs="Times New Roman"/>
-                <w:i w:val="false"/>
-                <w:b w:val="false"/>
-                <w:u w:val="none"/>
-                <w:strike w:val="false"/>
-                <w:sz w:val="20"/>
-                <w:szCs w:val="20"/>
-                <w:color w:val="000000"/>
-              </w:rPr>
-              <w:t xml:space="preserve">DE del intercepto: actor</w:t>
-            </w:r>
-          </w:p>
-        </w:tc>
-        <w:tc>
-          <w:tcPr>
-            <w:gridSpan w:val="3"/>
-            <w:tcBorders>
-              <w:bottom w:val="none" w:sz="0" w:space="0" w:color="000000"/>
-              <w:top w:val="none" w:sz="0" w:space="0" w:color="000000"/>
-              <w:left w:val="none" w:sz="0" w:space="0" w:color="000000"/>
-              <w:right w:val="none" w:sz="0" w:space="0" w:color="000000"/>
-            </w:tcBorders>
-            <w:shd w:val="clear" w:color="auto" w:fill="FFFFFF"/>
-            <w:tcMar>
-              <w:top w:w="0" w:type="dxa"/>
-              <w:bottom w:w="0" w:type="dxa"/>
-              <w:left w:w="0" w:type="dxa"/>
-              <w:right w:w="0" w:type="dxa"/>
-            </w:tcMar>
-            <w:vAlign w:val="center"/>
-          </w:tcPr>
-          <w:p>
-            <w:pPr>
-              <w:pStyle w:val="Normal"/>
-              <w:jc w:val="center"/>
-              <w:pBdr>
-                <w:bottom w:val="none" w:sz="0" w:space="0" w:color="000000"/>
-                <w:top w:val="none" w:sz="0" w:space="0" w:color="000000"/>
-                <w:left w:val="none" w:sz="0" w:space="0" w:color="000000"/>
-                <w:right w:val="none" w:sz="0" w:space="0" w:color="000000"/>
-              </w:pBdr>
-              <w:spacing w:after="60" w:before="60" w:line="240"/>
-              <w:ind w:left="60" w:right="60" w:firstLine="0" w:firstLineChars="0"/>
-              <w:rPr>
-                <w:rFonts w:ascii="Times New Roman" w:hAnsi="Times New Roman" w:eastAsia="Times New Roman" w:cs="Times New Roman"/>
-                <w:i w:val="false"/>
-                <w:b w:val="false"/>
-                <w:u w:val="none"/>
-                <w:strike w:val="false"/>
-                <w:sz w:val="20"/>
-                <w:szCs w:val="20"/>
-                <w:color w:val="000000"/>
-              </w:rPr>
-            </w:pPr>
-            <w:r>
-              <w:rPr>
-                <w:rFonts w:ascii="Times New Roman" w:hAnsi="Times New Roman" w:eastAsia="Times New Roman" w:cs="Times New Roman"/>
-                <w:i w:val="false"/>
-                <w:b w:val="false"/>
-                <w:u w:val="none"/>
-                <w:strike w:val="false"/>
-                <w:sz w:val="20"/>
-                <w:szCs w:val="20"/>
-                <w:color w:val="000000"/>
-              </w:rPr>
-              <w:t xml:space="preserve">0,76</w:t>
-            </w:r>
-          </w:p>
-        </w:tc>
-        <w:tc>
-          <w:tcPr>
-            <w:gridSpan w:val="4"/>
-            <w:tcBorders>
-              <w:bottom w:val="none" w:sz="0" w:space="0" w:color="000000"/>
-              <w:top w:val="none" w:sz="0" w:space="0" w:color="000000"/>
-              <w:left w:val="none" w:sz="0" w:space="0" w:color="000000"/>
-              <w:right w:val="none" w:sz="0" w:space="0" w:color="000000"/>
-            </w:tcBorders>
-            <w:shd w:val="clear" w:color="auto" w:fill="FFFFFF"/>
-            <w:tcMar>
-              <w:top w:w="0" w:type="dxa"/>
-              <w:bottom w:w="0" w:type="dxa"/>
-              <w:left w:w="0" w:type="dxa"/>
-              <w:right w:w="0" w:type="dxa"/>
-            </w:tcMar>
-            <w:vAlign w:val="center"/>
-          </w:tcPr>
-          <w:p>
-            <w:pPr>
-              <w:pStyle w:val="Normal"/>
-              <w:jc w:val="center"/>
-              <w:pBdr>
-                <w:bottom w:val="none" w:sz="0" w:space="0" w:color="000000"/>
-                <w:top w:val="none" w:sz="0" w:space="0" w:color="000000"/>
-                <w:left w:val="none" w:sz="0" w:space="0" w:color="000000"/>
-                <w:right w:val="none" w:sz="0" w:space="0" w:color="000000"/>
-              </w:pBdr>
-              <w:spacing w:after="60" w:before="60" w:line="240"/>
-              <w:ind w:left="60" w:right="60" w:firstLine="0" w:firstLineChars="0"/>
-              <w:rPr>
-                <w:rFonts w:ascii="Times New Roman" w:hAnsi="Times New Roman" w:eastAsia="Times New Roman" w:cs="Times New Roman"/>
-                <w:i w:val="false"/>
-                <w:b w:val="false"/>
-                <w:u w:val="none"/>
-                <w:strike w:val="false"/>
-                <w:sz w:val="20"/>
-                <w:szCs w:val="20"/>
-                <w:color w:val="000000"/>
-              </w:rPr>
-            </w:pPr>
-            <w:r>
-              <w:rPr>
-                <w:rFonts w:ascii="Times New Roman" w:hAnsi="Times New Roman" w:eastAsia="Times New Roman" w:cs="Times New Roman"/>
-                <w:i w:val="false"/>
-                <w:b w:val="false"/>
-                <w:u w:val="none"/>
-                <w:strike w:val="false"/>
-                <w:sz w:val="20"/>
-                <w:szCs w:val="20"/>
-                <w:color w:val="000000"/>
-              </w:rPr>
-              <w:t xml:space="preserve">0,51</w:t>
-            </w:r>
-          </w:p>
-        </w:tc>
-      </w:tr>
-      <w:tr>
-        <w:trPr>
-          <w:cantSplit/>
-          <w:trHeight w:val="504" w:hRule="auto"/>
-        </w:trPr>
-        <w:tc>
-          <w:tcPr>
-            <w:tcBorders>
-              <w:bottom w:val="none" w:sz="0" w:space="0" w:color="000000"/>
-              <w:top w:val="none" w:sz="0" w:space="0" w:color="000000"/>
-              <w:left w:val="none" w:sz="0" w:space="0" w:color="000000"/>
-              <w:right w:val="none" w:sz="0" w:space="0" w:color="000000"/>
-            </w:tcBorders>
-            <w:shd w:val="clear" w:color="auto" w:fill="FFFFFF"/>
-            <w:tcMar>
-              <w:top w:w="0" w:type="dxa"/>
-              <w:bottom w:w="0" w:type="dxa"/>
-              <w:left w:w="0" w:type="dxa"/>
-              <w:right w:w="0" w:type="dxa"/>
-            </w:tcMar>
-            <w:vAlign w:val="center"/>
-          </w:tcPr>
-          <w:p>
-            <w:pPr>
-              <w:pStyle w:val="Normal"/>
-              <w:jc w:val="left"/>
-              <w:pBdr>
-                <w:bottom w:val="none" w:sz="0" w:space="0" w:color="000000"/>
-                <w:top w:val="none" w:sz="0" w:space="0" w:color="000000"/>
-                <w:left w:val="none" w:sz="0" w:space="0" w:color="000000"/>
-                <w:right w:val="none" w:sz="0" w:space="0" w:color="000000"/>
-              </w:pBdr>
-              <w:spacing w:after="60" w:before="60" w:line="240"/>
-              <w:ind w:left="60" w:right="60" w:firstLine="0" w:firstLineChars="0"/>
-              <w:rPr>
-                <w:rFonts w:ascii="Times New Roman" w:hAnsi="Times New Roman" w:eastAsia="Times New Roman" w:cs="Times New Roman"/>
-                <w:i w:val="false"/>
-                <w:b w:val="false"/>
-                <w:u w:val="none"/>
-                <w:strike w:val="false"/>
-                <w:sz w:val="20"/>
-                <w:szCs w:val="20"/>
-                <w:color w:val="000000"/>
-              </w:rPr>
-            </w:pPr>
-            <w:r>
-              <w:rPr>
-                <w:rFonts w:ascii="Times New Roman" w:hAnsi="Times New Roman" w:eastAsia="Times New Roman" w:cs="Times New Roman"/>
-                <w:i w:val="false"/>
-                <w:b w:val="false"/>
-                <w:u w:val="none"/>
-                <w:strike w:val="false"/>
-                <w:sz w:val="20"/>
-                <w:szCs w:val="20"/>
-                <w:color w:val="000000"/>
-              </w:rPr>
-              <w:t xml:space="preserve">Intervenciones</w:t>
-            </w:r>
-          </w:p>
-        </w:tc>
-        <w:tc>
-          <w:tcPr>
-            <w:gridSpan w:val="3"/>
-            <w:tcBorders>
-              <w:bottom w:val="none" w:sz="0" w:space="0" w:color="000000"/>
-              <w:top w:val="none" w:sz="0" w:space="0" w:color="000000"/>
-              <w:left w:val="none" w:sz="0" w:space="0" w:color="000000"/>
-              <w:right w:val="none" w:sz="0" w:space="0" w:color="000000"/>
-            </w:tcBorders>
-            <w:shd w:val="clear" w:color="auto" w:fill="FFFFFF"/>
-            <w:tcMar>
-              <w:top w:w="0" w:type="dxa"/>
-              <w:bottom w:w="0" w:type="dxa"/>
-              <w:left w:w="0" w:type="dxa"/>
-              <w:right w:w="0" w:type="dxa"/>
-            </w:tcMar>
-            <w:vAlign w:val="center"/>
-          </w:tcPr>
-          <w:p>
-            <w:pPr>
-              <w:pStyle w:val="Normal"/>
-              <w:jc w:val="center"/>
-              <w:pBdr>
-                <w:bottom w:val="none" w:sz="0" w:space="0" w:color="000000"/>
-                <w:top w:val="none" w:sz="0" w:space="0" w:color="000000"/>
-                <w:left w:val="none" w:sz="0" w:space="0" w:color="000000"/>
-                <w:right w:val="none" w:sz="0" w:space="0" w:color="000000"/>
-              </w:pBdr>
-              <w:spacing w:after="60" w:before="60" w:line="240"/>
-              <w:ind w:left="60" w:right="60" w:firstLine="0" w:firstLineChars="0"/>
-              <w:rPr>
-                <w:rFonts w:ascii="Times New Roman" w:hAnsi="Times New Roman" w:eastAsia="Times New Roman" w:cs="Times New Roman"/>
-                <w:i w:val="false"/>
-                <w:b w:val="false"/>
-                <w:u w:val="none"/>
-                <w:strike w:val="false"/>
-                <w:sz w:val="20"/>
-                <w:szCs w:val="20"/>
-                <w:color w:val="000000"/>
-              </w:rPr>
-            </w:pPr>
-            <w:r>
-              <w:rPr>
-                <w:rFonts w:ascii="Times New Roman" w:hAnsi="Times New Roman" w:eastAsia="Times New Roman" w:cs="Times New Roman"/>
-                <w:i w:val="false"/>
-                <w:b w:val="false"/>
-                <w:u w:val="none"/>
-                <w:strike w:val="false"/>
-                <w:sz w:val="20"/>
-                <w:szCs w:val="20"/>
-                <w:color w:val="000000"/>
-              </w:rPr>
-              <w:t xml:space="preserve">530</w:t>
-            </w:r>
-          </w:p>
-        </w:tc>
-        <w:tc>
-          <w:tcPr>
-            <w:gridSpan w:val="4"/>
-            <w:tcBorders>
-              <w:bottom w:val="none" w:sz="0" w:space="0" w:color="000000"/>
-              <w:top w:val="none" w:sz="0" w:space="0" w:color="000000"/>
-              <w:left w:val="none" w:sz="0" w:space="0" w:color="000000"/>
-              <w:right w:val="none" w:sz="0" w:space="0" w:color="000000"/>
-            </w:tcBorders>
-            <w:shd w:val="clear" w:color="auto" w:fill="FFFFFF"/>
-            <w:tcMar>
-              <w:top w:w="0" w:type="dxa"/>
-              <w:bottom w:w="0" w:type="dxa"/>
-              <w:left w:w="0" w:type="dxa"/>
-              <w:right w:w="0" w:type="dxa"/>
-            </w:tcMar>
-            <w:vAlign w:val="center"/>
-          </w:tcPr>
-          <w:p>
-            <w:pPr>
-              <w:pStyle w:val="Normal"/>
-              <w:jc w:val="center"/>
-              <w:pBdr>
-                <w:bottom w:val="none" w:sz="0" w:space="0" w:color="000000"/>
-                <w:top w:val="none" w:sz="0" w:space="0" w:color="000000"/>
-                <w:left w:val="none" w:sz="0" w:space="0" w:color="000000"/>
-                <w:right w:val="none" w:sz="0" w:space="0" w:color="000000"/>
-              </w:pBdr>
-              <w:spacing w:after="60" w:before="60" w:line="240"/>
-              <w:ind w:left="60" w:right="60" w:firstLine="0" w:firstLineChars="0"/>
-              <w:rPr>
-                <w:rFonts w:ascii="Times New Roman" w:hAnsi="Times New Roman" w:eastAsia="Times New Roman" w:cs="Times New Roman"/>
-                <w:i w:val="false"/>
-                <w:b w:val="false"/>
-                <w:u w:val="none"/>
-                <w:strike w:val="false"/>
-                <w:sz w:val="20"/>
-                <w:szCs w:val="20"/>
-                <w:color w:val="000000"/>
-              </w:rPr>
-            </w:pPr>
-            <w:r>
-              <w:rPr>
-                <w:rFonts w:ascii="Times New Roman" w:hAnsi="Times New Roman" w:eastAsia="Times New Roman" w:cs="Times New Roman"/>
-                <w:i w:val="false"/>
-                <w:b w:val="false"/>
-                <w:u w:val="none"/>
-                <w:strike w:val="false"/>
-                <w:sz w:val="20"/>
-                <w:szCs w:val="20"/>
-                <w:color w:val="000000"/>
-              </w:rPr>
-              <w:t xml:space="preserve">530</w:t>
             </w:r>
           </w:p>
         </w:tc>
@@ -3033,13 +1252,12 @@
                 <w:szCs w:val="20"/>
                 <w:color w:val="000000"/>
               </w:rPr>
-              <w:t xml:space="preserve">Actores</w:t>
+              <w:t xml:space="preserve">Igualdad y universalismo</w:t>
             </w:r>
           </w:p>
         </w:tc>
         <w:tc>
           <w:tcPr>
-            <w:gridSpan w:val="3"/>
             <w:tcBorders>
               <w:bottom w:val="single" w:sz="16" w:space="0" w:color="000000"/>
               <w:top w:val="none" w:sz="0" w:space="0" w:color="000000"/>
@@ -3089,13 +1307,12 @@
                 <w:szCs w:val="20"/>
                 <w:color w:val="000000"/>
               </w:rPr>
-              <w:t xml:space="preserve">221</w:t>
+              <w:t xml:space="preserve">49,9 [38,5; 61,5]</w:t>
             </w:r>
           </w:p>
         </w:tc>
         <w:tc>
           <w:tcPr>
-            <w:gridSpan w:val="4"/>
             <w:tcBorders>
               <w:bottom w:val="single" w:sz="16" w:space="0" w:color="000000"/>
               <w:top w:val="none" w:sz="0" w:space="0" w:color="000000"/>
@@ -3145,7 +1362,282 @@
                 <w:szCs w:val="20"/>
                 <w:color w:val="000000"/>
               </w:rPr>
-              <w:t xml:space="preserve">221</w:t>
+              <w:t xml:space="preserve">32,2 [19,6; 45,2]</w:t>
+            </w:r>
+          </w:p>
+        </w:tc>
+        <w:tc>
+          <w:tcPr>
+            <w:tcBorders>
+              <w:bottom w:val="single" w:sz="16" w:space="0" w:color="000000"/>
+              <w:top w:val="none" w:sz="0" w:space="0" w:color="000000"/>
+              <w:left w:val="none" w:sz="0" w:space="0" w:color="000000"/>
+              <w:right w:val="none" w:sz="0" w:space="0" w:color="000000"/>
+            </w:tcBorders>
+            <w:shd w:val="clear" w:color="auto" w:fill="FFFFFF"/>
+            <w:tcMar>
+              <w:top w:w="0" w:type="dxa"/>
+              <w:bottom w:w="0" w:type="dxa"/>
+              <w:left w:w="0" w:type="dxa"/>
+              <w:right w:w="0" w:type="dxa"/>
+            </w:tcMar>
+            <w:vAlign w:val="center"/>
+          </w:tcPr>
+          <w:p>
+            <w:pPr>
+              <w:pStyle w:val="Normal"/>
+              <w:jc w:val="center"/>
+              <w:pBdr>
+                <w:bottom w:val="none" w:sz="0" w:space="0" w:color="000000"/>
+                <w:top w:val="none" w:sz="0" w:space="0" w:color="000000"/>
+                <w:left w:val="none" w:sz="0" w:space="0" w:color="000000"/>
+                <w:right w:val="none" w:sz="0" w:space="0" w:color="000000"/>
+              </w:pBdr>
+              <w:spacing w:after="60" w:before="60" w:line="240"/>
+              <w:ind w:left="60" w:right="60" w:firstLine="0" w:firstLineChars="0"/>
+              <w:rPr>
+                <w:rFonts w:ascii="Times New Roman" w:hAnsi="Times New Roman" w:eastAsia="Times New Roman" w:cs="Times New Roman"/>
+                <w:i w:val="false"/>
+                <w:b w:val="false"/>
+                <w:u w:val="none"/>
+                <w:strike w:val="false"/>
+                <w:sz w:val="20"/>
+                <w:szCs w:val="20"/>
+                <w:color w:val="000000"/>
+              </w:rPr>
+            </w:pPr>
+            <w:r>
+              <w:rPr>
+                <w:rFonts w:ascii="Times New Roman" w:hAnsi="Times New Roman" w:eastAsia="Times New Roman" w:cs="Times New Roman"/>
+                <w:i w:val="false"/>
+                <w:b w:val="false"/>
+                <w:u w:val="none"/>
+                <w:strike w:val="false"/>
+                <w:sz w:val="20"/>
+                <w:szCs w:val="20"/>
+                <w:color w:val="000000"/>
+              </w:rPr>
+              <w:t xml:space="preserve">17,7 [1,7; 35,3]</w:t>
+            </w:r>
+          </w:p>
+        </w:tc>
+        <w:tc>
+          <w:tcPr>
+            <w:tcBorders>
+              <w:bottom w:val="single" w:sz="16" w:space="0" w:color="000000"/>
+              <w:top w:val="none" w:sz="0" w:space="0" w:color="000000"/>
+              <w:left w:val="none" w:sz="0" w:space="0" w:color="000000"/>
+              <w:right w:val="none" w:sz="0" w:space="0" w:color="000000"/>
+            </w:tcBorders>
+            <w:shd w:val="clear" w:color="auto" w:fill="FFFFFF"/>
+            <w:tcMar>
+              <w:top w:w="0" w:type="dxa"/>
+              <w:bottom w:w="0" w:type="dxa"/>
+              <w:left w:w="0" w:type="dxa"/>
+              <w:right w:w="0" w:type="dxa"/>
+            </w:tcMar>
+            <w:vAlign w:val="center"/>
+          </w:tcPr>
+          <w:p>
+            <w:pPr>
+              <w:pStyle w:val="Normal"/>
+              <w:jc w:val="center"/>
+              <w:pBdr>
+                <w:bottom w:val="none" w:sz="0" w:space="0" w:color="000000"/>
+                <w:top w:val="none" w:sz="0" w:space="0" w:color="000000"/>
+                <w:left w:val="none" w:sz="0" w:space="0" w:color="000000"/>
+                <w:right w:val="none" w:sz="0" w:space="0" w:color="000000"/>
+              </w:pBdr>
+              <w:spacing w:after="60" w:before="60" w:line="240"/>
+              <w:ind w:left="60" w:right="60" w:firstLine="0" w:firstLineChars="0"/>
+              <w:rPr>
+                <w:rFonts w:ascii="Times New Roman" w:hAnsi="Times New Roman" w:eastAsia="Times New Roman" w:cs="Times New Roman"/>
+                <w:i w:val="false"/>
+                <w:b w:val="false"/>
+                <w:u w:val="none"/>
+                <w:strike w:val="false"/>
+                <w:sz w:val="20"/>
+                <w:szCs w:val="20"/>
+                <w:color w:val="000000"/>
+              </w:rPr>
+            </w:pPr>
+            <w:r>
+              <w:rPr>
+                <w:rFonts w:ascii="Times New Roman" w:hAnsi="Times New Roman" w:eastAsia="Times New Roman" w:cs="Times New Roman"/>
+                <w:i w:val="false"/>
+                <w:b w:val="false"/>
+                <w:u w:val="none"/>
+                <w:strike w:val="false"/>
+                <w:sz w:val="20"/>
+                <w:szCs w:val="20"/>
+                <w:color w:val="000000"/>
+              </w:rPr>
+              <w:t xml:space="preserve">31,6 [24,3; 39,4]</w:t>
+            </w:r>
+          </w:p>
+        </w:tc>
+        <w:tc>
+          <w:tcPr>
+            <w:tcBorders>
+              <w:bottom w:val="single" w:sz="16" w:space="0" w:color="000000"/>
+              <w:top w:val="none" w:sz="0" w:space="0" w:color="000000"/>
+              <w:left w:val="none" w:sz="0" w:space="0" w:color="000000"/>
+              <w:right w:val="none" w:sz="0" w:space="0" w:color="000000"/>
+            </w:tcBorders>
+            <w:shd w:val="clear" w:color="auto" w:fill="FFFFFF"/>
+            <w:tcMar>
+              <w:top w:w="0" w:type="dxa"/>
+              <w:bottom w:w="0" w:type="dxa"/>
+              <w:left w:w="0" w:type="dxa"/>
+              <w:right w:w="0" w:type="dxa"/>
+            </w:tcMar>
+            <w:vAlign w:val="center"/>
+          </w:tcPr>
+          <w:p>
+            <w:pPr>
+              <w:pStyle w:val="Normal"/>
+              <w:jc w:val="center"/>
+              <w:pBdr>
+                <w:bottom w:val="none" w:sz="0" w:space="0" w:color="000000"/>
+                <w:top w:val="none" w:sz="0" w:space="0" w:color="000000"/>
+                <w:left w:val="none" w:sz="0" w:space="0" w:color="000000"/>
+                <w:right w:val="none" w:sz="0" w:space="0" w:color="000000"/>
+              </w:pBdr>
+              <w:spacing w:after="60" w:before="60" w:line="240"/>
+              <w:ind w:left="60" w:right="60" w:firstLine="0" w:firstLineChars="0"/>
+              <w:rPr>
+                <w:rFonts w:ascii="Times New Roman" w:hAnsi="Times New Roman" w:eastAsia="Times New Roman" w:cs="Times New Roman"/>
+                <w:i w:val="false"/>
+                <w:b w:val="false"/>
+                <w:u w:val="none"/>
+                <w:strike w:val="false"/>
+                <w:sz w:val="20"/>
+                <w:szCs w:val="20"/>
+                <w:color w:val="000000"/>
+              </w:rPr>
+            </w:pPr>
+            <w:r>
+              <w:rPr>
+                <w:rFonts w:ascii="Times New Roman" w:hAnsi="Times New Roman" w:eastAsia="Times New Roman" w:cs="Times New Roman"/>
+                <w:i w:val="false"/>
+                <w:b w:val="false"/>
+                <w:u w:val="none"/>
+                <w:strike w:val="false"/>
+                <w:sz w:val="20"/>
+                <w:szCs w:val="20"/>
+                <w:color w:val="000000"/>
+              </w:rPr>
+              <w:t xml:space="preserve">26,6 [18,9; 34,5]</w:t>
+            </w:r>
+          </w:p>
+        </w:tc>
+        <w:tc>
+          <w:tcPr>
+            <w:tcBorders>
+              <w:bottom w:val="single" w:sz="16" w:space="0" w:color="000000"/>
+              <w:top w:val="none" w:sz="0" w:space="0" w:color="000000"/>
+              <w:left w:val="none" w:sz="0" w:space="0" w:color="000000"/>
+              <w:right w:val="none" w:sz="0" w:space="0" w:color="000000"/>
+            </w:tcBorders>
+            <w:shd w:val="clear" w:color="auto" w:fill="FFFFFF"/>
+            <w:tcMar>
+              <w:top w:w="0" w:type="dxa"/>
+              <w:bottom w:w="0" w:type="dxa"/>
+              <w:left w:w="0" w:type="dxa"/>
+              <w:right w:w="0" w:type="dxa"/>
+            </w:tcMar>
+            <w:vAlign w:val="center"/>
+          </w:tcPr>
+          <w:p>
+            <w:pPr>
+              <w:pStyle w:val="Normal"/>
+              <w:jc w:val="center"/>
+              <w:pBdr>
+                <w:bottom w:val="none" w:sz="0" w:space="0" w:color="000000"/>
+                <w:top w:val="none" w:sz="0" w:space="0" w:color="000000"/>
+                <w:left w:val="none" w:sz="0" w:space="0" w:color="000000"/>
+                <w:right w:val="none" w:sz="0" w:space="0" w:color="000000"/>
+              </w:pBdr>
+              <w:spacing w:after="60" w:before="60" w:line="240"/>
+              <w:ind w:left="60" w:right="60" w:firstLine="0" w:firstLineChars="0"/>
+              <w:rPr>
+                <w:rFonts w:ascii="Times New Roman" w:hAnsi="Times New Roman" w:eastAsia="Times New Roman" w:cs="Times New Roman"/>
+                <w:i w:val="false"/>
+                <w:b w:val="false"/>
+                <w:u w:val="none"/>
+                <w:strike w:val="false"/>
+                <w:sz w:val="20"/>
+                <w:szCs w:val="20"/>
+                <w:color w:val="000000"/>
+              </w:rPr>
+            </w:pPr>
+            <w:r>
+              <w:rPr>
+                <w:rFonts w:ascii="Times New Roman" w:hAnsi="Times New Roman" w:eastAsia="Times New Roman" w:cs="Times New Roman"/>
+                <w:i w:val="false"/>
+                <w:b w:val="false"/>
+                <w:u w:val="none"/>
+                <w:strike w:val="false"/>
+                <w:sz w:val="20"/>
+                <w:szCs w:val="20"/>
+                <w:color w:val="000000"/>
+              </w:rPr>
+              <w:t xml:space="preserve">5,0 [−5,3; 15,3]</w:t>
+            </w:r>
+          </w:p>
+        </w:tc>
+        <w:tc>
+          <w:tcPr>
+            <w:tcBorders>
+              <w:bottom w:val="single" w:sz="16" w:space="0" w:color="000000"/>
+              <w:top w:val="none" w:sz="0" w:space="0" w:color="000000"/>
+              <w:left w:val="none" w:sz="0" w:space="0" w:color="000000"/>
+              <w:right w:val="none" w:sz="0" w:space="0" w:color="000000"/>
+            </w:tcBorders>
+            <w:shd w:val="clear" w:color="auto" w:fill="FFFFFF"/>
+            <w:tcMar>
+              <w:top w:w="0" w:type="dxa"/>
+              <w:bottom w:w="0" w:type="dxa"/>
+              <w:left w:w="0" w:type="dxa"/>
+              <w:right w:w="0" w:type="dxa"/>
+            </w:tcMar>
+            <w:vAlign w:val="center"/>
+          </w:tcPr>
+          <w:p>
+            <w:pPr>
+              <w:pStyle w:val="Normal"/>
+              <w:jc w:val="center"/>
+              <w:pBdr>
+                <w:bottom w:val="none" w:sz="0" w:space="0" w:color="000000"/>
+                <w:top w:val="none" w:sz="0" w:space="0" w:color="000000"/>
+                <w:left w:val="none" w:sz="0" w:space="0" w:color="000000"/>
+                <w:right w:val="none" w:sz="0" w:space="0" w:color="000000"/>
+              </w:pBdr>
+              <w:spacing w:after="60" w:before="60" w:line="240"/>
+              <w:ind w:left="60" w:right="60" w:firstLine="0" w:firstLineChars="0"/>
+              <w:rPr>
+                <w:rFonts w:ascii="Times New Roman" w:hAnsi="Times New Roman" w:eastAsia="Times New Roman" w:cs="Times New Roman"/>
+                <w:i w:val="false"/>
+                <w:b w:val="false"/>
+                <w:u w:val="none"/>
+                <w:strike w:val="false"/>
+                <w:sz w:val="20"/>
+                <w:szCs w:val="20"/>
+                <w:color w:val="000000"/>
+              </w:rPr>
+            </w:pPr>
+            <w:r>
+              <w:rPr>
+                <w:rFonts w:ascii="Times New Roman" w:hAnsi="Times New Roman" w:eastAsia="Times New Roman" w:cs="Times New Roman"/>
+                <w:i w:val="false"/>
+                <w:b w:val="false"/>
+                <w:u w:val="none"/>
+                <w:strike w:val="false"/>
+                <w:sz w:val="20"/>
+                <w:szCs w:val="20"/>
+                <w:color w:val="000000"/>
+              </w:rPr>
+              <w:t xml:space="preserve">−12,7 [−31,1; 6,1]</w:t>
             </w:r>
           </w:p>
         </w:tc>
@@ -3220,7 +1712,7 @@
                 <w:szCs w:val="20"/>
                 <w:color w:val="000000"/>
               </w:rPr>
-              <w:t xml:space="preserve"> Panel A: probabilidad predicha (%) de que una intervención sustantiva apoye el concepto e intervalos de confianza del 95 % entre corchetes, obtenidos con 1.000 remuestreos de actores dentro de cada bloque; la diferencia corresponde a izquierda menos derecha, en puntos porcentuales (pp), y la última columna, a su cambio entre el sistema mixto y la PGU. Panel B: razones de probabilidades (OR) con intervalos de confianza del 95 % de Wald (referencias: izquierda, PGU y hombre) y desviación estándar (DE), en escala logit, del intercepto aleatorio por actor.</w:t>
+              <w:t xml:space="preserve"> Probabilidad predicha (%) de que una intervención sustantiva apoye el concepto, a partir de un modelo logístico multinivel por concepto, e intervalos de confianza del 95 % entre corchetes, obtenidos con 1.000 remuestreos de actores dentro de cada bloque. Δ corresponde a izquierda menos derecha, en puntos porcentuales, y la última columna, a su cambio entre el sistema mixto y la PGU. 530 intervenciones de 221 actores de izquierda y de derecha. La especificación se presenta en el Anexo 4.</w:t>
             </w:r>
           </w:p>
         </w:tc>

--- a/output/tables/resultados/anexo_h3_transversalidad.docx
+++ b/output/tables/resultados/anexo_h3_transversalidad.docx
@@ -27,7 +27,7 @@
           <w:szCs w:val="20"/>
           <w:color w:val="000000"/>
         </w:rPr>
-        <w:t xml:space="preserve">Tabla 6</w:t>
+        <w:t xml:space="preserve">Tabla 7</w:t>
       </w:r>
     </w:p>
     <w:p>
